--- a/engine/method_reassessment/Fundamental_Method_Reassessment_02-09-2026.docx
+++ b/engine/method_reassessment/Fundamental_Method_Reassessment_02-09-2026.docx
@@ -3783,7 +3783,321 @@
         <w:pStyle w:val="Heading3"/>
       </w:pPr>
       <w:r>
-        <w:t>Phase 2 — the other 85 names, in the standing market order, about 9 weeks</w:t>
+        <w:t>Phase 2 — split into 2a and 2b  [AMENDED 03-Sep-2026, per instruction]</w:t>
+      </w:r>
+    </w:p>
+    <w:p>
+      <w:r>
+        <w:rPr>
+          <w:b/>
+        </w:rPr>
+        <w:t>The instruction:</w:t>
+      </w:r>
+      <w:r>
+        <w:t xml:space="preserve"> </w:t>
+      </w:r>
+      <w:r>
+        <w:rPr>
+          <w:i/>
+        </w:rPr>
+        <w:t>"For phase 2 I want to divide it to 2a and 2b. 2a is when we finish the backtesting for the 90 stocks and 2b is when we finish the testing of the real results … as of today means going forward."</w:t>
+      </w:r>
+      <w:r>
+        <w:t xml:space="preserve"> Strictly sequential: 2a gates 2b.</w:t>
+      </w:r>
+    </w:p>
+    <w:p>
+      <w:r>
+        <w:rPr>
+          <w:b/>
+        </w:rPr>
+        <w:t>Why the split is worth making, in the principal's own terms.</w:t>
+      </w:r>
+      <w:r>
+        <w:t xml:space="preserve"> The two halves are bounded by different things and confusing them is how a programme reports progress it has not made. </w:t>
+      </w:r>
+      <w:r>
+        <w:rPr>
+          <w:b/>
+        </w:rPr>
+        <w:t>2a is bounded by WORK</w:t>
+      </w:r>
+      <w:r>
+        <w:t xml:space="preserve"> — ninety backtests, and throughput decides when they are done. </w:t>
+      </w:r>
+      <w:r>
+        <w:rPr>
+          <w:b/>
+        </w:rPr>
+        <w:t>2b is bounded by the CALENDAR</w:t>
+      </w:r>
+      <w:r>
+        <w:t xml:space="preserve"> — a claim struck today cannot be graded until what it claimed has happened, and no amount of capacity shortens that. A single "Phase 2" percentage mixes the two and moves when the easy half moves.</w:t>
+      </w:r>
+    </w:p>
+    <w:p>
+      <w:r>
+        <w:rPr>
+          <w:b/>
+        </w:rPr>
+        <w:t>And they answer different questions.</w:t>
+      </w:r>
+      <w:r>
+        <w:t xml:space="preserve"> 2a asks whether the method would have been right in the past, on evidence we assemble. 2b asks whether it </w:t>
+      </w:r>
+      <w:r>
+        <w:rPr>
+          <w:i/>
+        </w:rPr>
+        <w:t>is</w:t>
+      </w:r>
+      <w:r>
+        <w:t xml:space="preserve"> right, on evidence reality supplies and nobody can tune. Only the second is genuinely out of sample, which is why it is the one that closes the programme.</w:t>
+      </w:r>
+    </w:p>
+    <w:p>
+      <w:r>
+        <w:rPr>
+          <w:b/>
+        </w:rPr>
+        <w:t>One reading was explicitly rejected</w:t>
+      </w:r>
+      <w:r>
+        <w:t>, and it is recorded because it is the tempting one: finishing all ninety rebuilds and comparing each central against today's price is NOT 2b. That measures AGREEMENT WITH THE MARKET, and agreeing with the market is being ordinary rather than being right — a method tuned toward it would score well while knowing nothing. It is a useful diagnostic and it is already published per name; it is not the acceptance test, and it may not be presented as one.</w:t>
+      </w:r>
+    </w:p>
+    <w:p>
+      <w:pPr>
+        <w:pStyle w:val="Heading4"/>
+      </w:pPr>
+      <w:r>
+        <w:t>Phase 2a — the backtest across the book</w:t>
+      </w:r>
+    </w:p>
+    <w:p>
+      <w:r>
+        <w:t xml:space="preserve">The point-in-time valuation calibration </w:t>
+      </w:r>
+      <w:r>
+        <w:rPr>
+          <w:rFonts w:ascii="Consolas" w:hAnsi="Consolas"/>
+          <w:color w:val="8F7326"/>
+          <w:sz w:val="19"/>
+        </w:rPr>
+        <w:t>[R-VCAL-01]</w:t>
+      </w:r>
+      <w:r>
+        <w:t xml:space="preserve"> extended from the five to </w:t>
+      </w:r>
+      <w:r>
+        <w:rPr>
+          <w:b/>
+        </w:rPr>
+        <w:t>all ninety covered names</w:t>
+      </w:r>
+      <w:r>
+        <w:t>: at every usable historical origin, rebuild that name's fair value from what was published at that date and score it, contemporaneous agreement and gap closure both. Point-in-time discipline is absolute and unchanged — an origin whose required figures are not all sourced is DROPPED and the window shortened, never filled.</w:t>
+      </w:r>
+    </w:p>
+    <w:p>
+      <w:r>
+        <w:rPr>
+          <w:b/>
+        </w:rPr>
+        <w:t>2a is complete when</w:t>
+      </w:r>
+      <w:r>
+        <w:t xml:space="preserve"> every queued name carries a backtest record at its stated scope, or a recorded reason it cannot carry one (insufficient sourceable history, no usable origin), with no name simply absent. The population is the campaign queue read live, never a written list, and a run examining fewer names than the queue holds FAILS rather than reporting clean </w:t>
+      </w:r>
+      <w:r>
+        <w:rPr>
+          <w:rFonts w:ascii="Consolas" w:hAnsi="Consolas"/>
+          <w:color w:val="8F7326"/>
+          <w:sz w:val="19"/>
+        </w:rPr>
+        <w:t>[R-ENF-04]</w:t>
+      </w:r>
+      <w:r>
+        <w:t>.</w:t>
+      </w:r>
+    </w:p>
+    <w:p>
+      <w:r>
+        <w:rPr>
+          <w:b/>
+        </w:rPr>
+        <w:t>The rebuilds run inside 2a, not beside it.</w:t>
+      </w:r>
+      <w:r>
+        <w:t xml:space="preserve"> The standing market order and the hard stop after EGX are unchanged; what changes is that a market is not finished when its four files are built, it is finished when its names are also backtested.</w:t>
+      </w:r>
+    </w:p>
+    <w:p>
+      <w:pPr>
+        <w:pStyle w:val="Heading4"/>
+      </w:pPr>
+      <w:r>
+        <w:t>Phase 2b — the live test, going forward</w:t>
+      </w:r>
+    </w:p>
+    <w:p>
+      <w:r>
+        <w:rPr>
+          <w:b/>
+        </w:rPr>
+        <w:t>From the day 2a closes</w:t>
+      </w:r>
+      <w:r>
+        <w:t xml:space="preserve">, every fair value the house publishes is a dated claim graded against what actually happens, on the fundamental lens's own clock — up to one year </w:t>
+      </w:r>
+      <w:r>
+        <w:rPr>
+          <w:rFonts w:ascii="Consolas" w:hAnsi="Consolas"/>
+          <w:color w:val="8F7326"/>
+          <w:sz w:val="19"/>
+        </w:rPr>
+        <w:t>[R-LENS-02]</w:t>
+      </w:r>
+      <w:r>
+        <w:t>, and never on a shorter horizon because a shorter one is the price cone's question wearing this lens's name.</w:t>
+      </w:r>
+    </w:p>
+    <w:p>
+      <w:r>
+        <w:rPr>
+          <w:b/>
+        </w:rPr>
+        <w:t>2b grades only claims struck after 2a closed.</w:t>
+      </w:r>
+      <w:r>
+        <w:t xml:space="preserve"> That is what "strictly sequential" buys and it is the whole point of the ordering: no claim inside 2b was made by a method that had not already passed its historical test, so a 2b result cannot be explained away as the old method's residue.</w:t>
+      </w:r>
+    </w:p>
+    <w:p>
+      <w:r>
+        <w:rPr>
+          <w:b/>
+        </w:rPr>
+        <w:t>2b is complete when</w:t>
+      </w:r>
+      <w:r>
+        <w:t xml:space="preserve"> the first full forward cohort has matured and been scored, with the pooled bias, its block-bootstrap interval and its leave-one-name-out stability reported under the pre-registration's existing statistics — the same instrument, pointed forward.</w:t>
+      </w:r>
+    </w:p>
+    <w:p>
+      <w:r>
+        <w:rPr>
+          <w:b/>
+        </w:rPr>
+        <w:t>Its end date is a maturity date, not a throughput estimate, and must never be published as one.</w:t>
+      </w:r>
+      <w:r>
+        <w:t xml:space="preserve"> Because the horizon is up to a year, </w:t>
+      </w:r>
+      <w:r>
+        <w:rPr>
+          <w:b/>
+        </w:rPr>
+        <w:t>2b cannot complete earlier than roughly one year after 2a closes</w:t>
+      </w:r>
+      <w:r>
+        <w:t>, whatever capacity is available. A dashboard that projects 2b from a work rate is reporting a number it cannot know; 2b's date moves only when 2a's does.</w:t>
+      </w:r>
+    </w:p>
+    <w:p>
+      <w:r>
+        <w:rPr>
+          <w:b/>
+        </w:rPr>
+        <w:t>The cost of the sequencing is stated rather than discovered.</w:t>
+      </w:r>
+      <w:r>
+        <w:t xml:space="preserve"> Overlapping would start 2b's clock now and produce first readings roughly a year sooner, at the price of grading a mixed population — some claims from the corrected method, some from the method under test. The principal chose the clean population on 03-Sep-2026 and the cost is written here so the choice can be revisited on evidence rather than on frustration with the wait.</w:t>
+      </w:r>
+    </w:p>
+    <w:p>
+      <w:pPr>
+        <w:pStyle w:val="Heading3"/>
+      </w:pPr>
+      <w:r>
+        <w:t>Phase 2a's build half — the other 85 names, in the standing market order, about 9 weeks</w:t>
+      </w:r>
+    </w:p>
+    <w:p>
+      <w:r>
+        <w:rPr>
+          <w:b/>
+        </w:rPr>
+        <w:t>WHAT "FIRST BUILD" MEANS HERE, CORRECTED 04-Sep-2026 ON THE PRINCIPAL'S CHALLENGE.</w:t>
+      </w:r>
+      <w:r>
+        <w:t xml:space="preserve"> This table's second column called 67 names a "first build", which reads as 67 studies to be written from nothing. That is wrong and the correction matters for the estimate. Measured on the day it was named: </w:t>
+      </w:r>
+      <w:r>
+        <w:rPr>
+          <w:b/>
+        </w:rPr>
+        <w:t>93 names carry a delivered valuation study document AND a delivered live 16-sheet formula workbook</w:t>
+      </w:r>
+      <w:r>
+        <w:t xml:space="preserve"> — sampled, they run 500 to 2,200 live formulas each — and </w:t>
+      </w:r>
+      <w:r>
+        <w:rPr>
+          <w:b/>
+        </w:rPr>
+        <w:t>21 carry a committed build chain</w:t>
+      </w:r>
+      <w:r>
+        <w:t xml:space="preserve"> (</w:t>
+      </w:r>
+      <w:r>
+        <w:rPr>
+          <w:rFonts w:ascii="Consolas" w:hAnsi="Consolas"/>
+          <w:sz w:val="19"/>
+        </w:rPr>
+        <w:t>compute.py</w:t>
+      </w:r>
+      <w:r>
+        <w:t xml:space="preserve"> writing </w:t>
+      </w:r>
+      <w:r>
+        <w:rPr>
+          <w:rFonts w:ascii="Consolas" w:hAnsi="Consolas"/>
+          <w:sz w:val="19"/>
+        </w:rPr>
+        <w:t>study_numbers.json</w:t>
+      </w:r>
+      <w:r>
+        <w:t>, builders that read only that file, and the study's own recalculation, driver and gate scripts). The analysis is done on all 93. What the other ~70 lack is the SOURCE that produces the delivered files.</w:t>
+      </w:r>
+    </w:p>
+    <w:p>
+      <w:r>
+        <w:t xml:space="preserve">The distinction is not "model / no model". It is whether a correction can be pushed through automatically. A name with a chain rebuilds by re-running one script and every repo gate then reads its answer; a name without one has to have the correction applied by hand in the workbook, which does not survive the gates and does not scale to ninety names. It is also why the gate output reads </w:t>
+      </w:r>
+      <w:r>
+        <w:rPr>
+          <w:i/>
+        </w:rPr>
+        <w:t>"study directories: 24 · readable: 14 · unreadable: 10"</w:t>
+      </w:r>
+      <w:r>
+        <w:t xml:space="preserve"> — a gate can only examine a study that exposes a machine-readable answer, and the ~70 are not in the population at all.</w:t>
+      </w:r>
+    </w:p>
+    <w:p>
+      <w:r>
+        <w:t xml:space="preserve">So the work per name is a </w:t>
+      </w:r>
+      <w:r>
+        <w:rPr>
+          <w:b/>
+        </w:rPr>
+        <w:t>migration</w:t>
+      </w:r>
+      <w:r>
+        <w:t>, not new research: put a build chain behind an existing delivered model, with the panel re-footed to primary filings under SIGCM clause 1 and the corrected modules called rather than hand-rolled. The estimate below stands (the per-name run counts were costed on the work, not on the label), and the label is corrected so nobody reads it as ninety studies' worth of analysis still to do.</w:t>
       </w:r>
     </w:p>
     <w:p>
@@ -3909,7 +4223,7 @@
                 <w:b/>
                 <w:sz w:val="16"/>
               </w:rPr>
-              <w:t>Re-issue / first build</w:t>
+              <w:t>Re-issue / chain migration</w:t>
             </w:r>
           </w:p>
         </w:tc>
@@ -15903,10 +16217,52 @@
         <w:rPr>
           <w:b/>
         </w:rPr>
-        <w:t>Phase 2 acceptance, per market stop:</w:t>
+        <w:t>Phase 2a acceptance, per market stop:</w:t>
       </w:r>
       <w:r>
         <w:t xml:space="preserve"> every name in the market carries its four files, its walk-forward record at the stated scope, lessons registered, gates green; the two-sided gap gate fires on nothing or every firing carries a complete review with its corrections applied; the market's names sit inside the pooled walk-forward CI with no new sign-stable bias; the batch is staged and published on the principal's word. The EGX stop additionally answers, in writing, whether the corrected method generalises before UAE begins.</w:t>
+      </w:r>
+    </w:p>
+    <w:p>
+      <w:r>
+        <w:rPr>
+          <w:b/>
+        </w:rPr>
+        <w:t>Phase 2a completion, book-wide:</w:t>
+      </w:r>
+      <w:r>
+        <w:t xml:space="preserve"> every name in the live campaign queue carries a point-in-time backtest record or a recorded reason it cannot, and the pooled score across the book is reported with its interval. A partial run is not a pass.</w:t>
+      </w:r>
+    </w:p>
+    <w:p>
+      <w:r>
+        <w:rPr>
+          <w:b/>
+        </w:rPr>
+        <w:t>Phase 2b acceptance:</w:t>
+      </w:r>
+      <w:r>
+        <w:t xml:space="preserve"> the first forward cohort struck after 2a closed has matured on the fundamental lens's own clock and been scored under the pre-registration's statistics, and the pooled forward bias is reported with its block-bootstrap interval and its LONO stability. </w:t>
+      </w:r>
+      <w:r>
+        <w:rPr>
+          <w:b/>
+        </w:rPr>
+        <w:t>The acceptance is that the measurement exists and is honest, not that it is flattering</w:t>
+      </w:r>
+      <w:r>
+        <w:t xml:space="preserve"> — a forward record showing a real bias is a successful 2b and a finding to act on, exactly as </w:t>
+      </w:r>
+      <w:r>
+        <w:rPr>
+          <w:rFonts w:ascii="Consolas" w:hAnsi="Consolas"/>
+          <w:color w:val="8F7326"/>
+          <w:sz w:val="19"/>
+        </w:rPr>
+        <w:t>[R-VCAL-01]</w:t>
+      </w:r>
+      <w:r>
+        <w:t>'s symmetric guard requires. Matching the price remains the explicit non-criterion at both stages.</w:t>
       </w:r>
     </w:p>
     <w:p>
@@ -16032,6 +16388,471 @@
       </w:pPr>
       <w:r>
         <w:t>Part G — Resources and budget</w:t>
+      </w:r>
+    </w:p>
+    <w:p>
+      <w:pPr>
+        <w:ind w:left="454"/>
+        <w:pBdr>
+          <w:left w:val="single" w:sz="12" w:color="8F7326" w:space="8"/>
+        </w:pBdr>
+      </w:pPr>
+      <w:r>
+        <w:rPr>
+          <w:b/>
+        </w:rPr>
+        <w:t>SUPERSEDED IN ITS CADENCE, 06-Sep-2026 07:00 UTC, PER THE PRINCIPAL — STATED FOUR TIMES.</w:t>
+      </w:r>
+    </w:p>
+    <w:p>
+      <w:pPr>
+        <w:ind w:left="454"/>
+        <w:pBdr>
+          <w:left w:val="single" w:sz="12" w:color="8F7326" w:space="8"/>
+        </w:pBdr>
+      </w:pPr>
+      <w:r>
+        <w:t>*"Get back to normal consumption pattern. Maximum 50 percent of the week consumption dedicated</w:t>
+      </w:r>
+    </w:p>
+    <w:p>
+      <w:pPr>
+        <w:ind w:left="454"/>
+        <w:pBdr>
+          <w:left w:val="single" w:sz="12" w:color="8F7326" w:space="8"/>
+        </w:pBdr>
+      </w:pPr>
+      <w:r>
+        <w:t>to this task and distributed over the whole week. Leave the other 50 percent limit to me.</w:t>
+      </w:r>
+    </w:p>
+    <w:p>
+      <w:pPr>
+        <w:ind w:left="454"/>
+        <w:pBdr>
+          <w:left w:val="single" w:sz="12" w:color="8F7326" w:space="8"/>
+        </w:pBdr>
+      </w:pPr>
+      <w:r>
+        <w:t>Apply immediately."*</w:t>
+      </w:r>
+    </w:p>
+    <w:p>
+      <w:r>
+        <w:t>&gt;</w:t>
+      </w:r>
+    </w:p>
+    <w:p>
+      <w:pPr>
+        <w:ind w:left="454"/>
+        <w:pBdr>
+          <w:left w:val="single" w:sz="12" w:color="8F7326" w:space="8"/>
+        </w:pBdr>
+      </w:pPr>
+      <w:r>
+        <w:rPr>
+          <w:b/>
+        </w:rPr>
+        <w:t>The 100%-overnight / 50%-by-day rule below is RETIRED</w:t>
+      </w:r>
+      <w:r>
+        <w:t>, and so is the 05-Sep boosted window</w:t>
+      </w:r>
+    </w:p>
+    <w:p>
+      <w:pPr>
+        <w:ind w:left="454"/>
+        <w:pBdr>
+          <w:left w:val="single" w:sz="12" w:color="8F7326" w:space="8"/>
+        </w:pBdr>
+      </w:pPr>
+      <w:r>
+        <w:t>(</w:t>
+      </w:r>
+      <w:r>
+        <w:rPr>
+          <w:i/>
+        </w:rPr>
+        <w:t>"use this golden opportunity to run the agents … before 6AM tomorrow"</w:t>
+      </w:r>
+      <w:r>
+        <w:t>), which had already</w:t>
+      </w:r>
+    </w:p>
+    <w:p>
+      <w:pPr>
+        <w:ind w:left="454"/>
+        <w:pBdr>
+          <w:left w:val="single" w:sz="12" w:color="8F7326" w:space="8"/>
+        </w:pBdr>
+      </w:pPr>
+      <w:r>
+        <w:t xml:space="preserve">expired at 06:00 Cairo on 06-Sep. The binding rule is now a </w:t>
+      </w:r>
+      <w:r>
+        <w:rPr>
+          <w:b/>
+        </w:rPr>
+        <w:t>weekly</w:t>
+      </w:r>
+      <w:r>
+        <w:t xml:space="preserve"> one: **at most half the</w:t>
+      </w:r>
+    </w:p>
+    <w:p>
+      <w:pPr>
+        <w:ind w:left="454"/>
+        <w:pBdr>
+          <w:left w:val="single" w:sz="12" w:color="8F7326" w:space="8"/>
+        </w:pBdr>
+      </w:pPr>
+      <w:r>
+        <w:t>week's capacity goes to this programme, spread across the whole week.** The other half belongs</w:t>
+      </w:r>
+    </w:p>
+    <w:p>
+      <w:pPr>
+        <w:ind w:left="454"/>
+        <w:pBdr>
+          <w:left w:val="single" w:sz="12" w:color="8F7326" w:space="8"/>
+        </w:pBdr>
+      </w:pPr>
+      <w:r>
+        <w:t>to the principal and must be there when they want it — running the week's budget down is a</w:t>
+      </w:r>
+    </w:p>
+    <w:p>
+      <w:pPr>
+        <w:ind w:left="454"/>
+        <w:pBdr>
+          <w:left w:val="single" w:sz="12" w:color="8F7326" w:space="8"/>
+        </w:pBdr>
+      </w:pPr>
+      <w:r>
+        <w:t>failure of this instruction even if the work is good.</w:t>
+      </w:r>
+    </w:p>
+    <w:p>
+      <w:r>
+        <w:t>&gt;</w:t>
+      </w:r>
+    </w:p>
+    <w:p>
+      <w:pPr>
+        <w:ind w:left="454"/>
+        <w:pBdr>
+          <w:left w:val="single" w:sz="12" w:color="8F7326" w:space="8"/>
+        </w:pBdr>
+      </w:pPr>
+      <w:r>
+        <w:rPr>
+          <w:b/>
+        </w:rPr>
+        <w:t>What was changed, not merely written down</w:t>
+      </w:r>
+      <w:r>
+        <w:t xml:space="preserve"> (the </w:t>
+      </w:r>
+      <w:r>
+        <w:rPr>
+          <w:rFonts w:ascii="Consolas" w:hAnsi="Consolas"/>
+          <w:color w:val="8F7326"/>
+          <w:sz w:val="19"/>
+        </w:rPr>
+        <w:t>[R-DOC-02]</w:t>
+      </w:r>
+      <w:r>
+        <w:t xml:space="preserve"> discipline: a status sentence in a</w:t>
+      </w:r>
+    </w:p>
+    <w:p>
+      <w:pPr>
+        <w:ind w:left="454"/>
+        <w:pBdr>
+          <w:left w:val="single" w:sz="12" w:color="8F7326" w:space="8"/>
+        </w:pBdr>
+      </w:pPr>
+      <w:r>
+        <w:t>standing document rots, so this records the acts and names where to read the live state):</w:t>
+      </w:r>
+    </w:p>
+    <w:p>
+      <w:pPr>
+        <w:ind w:left="454"/>
+        <w:pBdr>
+          <w:left w:val="single" w:sz="12" w:color="8F7326" w:space="8"/>
+        </w:pBdr>
+      </w:pPr>
+      <w:r>
+        <w:t>four routines DELETED — two hourly auto-resumes, the hourly backstop, the daily fresh-session</w:t>
+      </w:r>
+    </w:p>
+    <w:p>
+      <w:pPr>
+        <w:ind w:left="454"/>
+        <w:pBdr>
+          <w:left w:val="single" w:sz="12" w:color="8F7326" w:space="8"/>
+        </w:pBdr>
+      </w:pPr>
+      <w:r>
+        <w:t xml:space="preserve">safety net; the continuous wake cut from twice daily to </w:t>
+      </w:r>
+      <w:r>
+        <w:rPr>
+          <w:b/>
+        </w:rPr>
+        <w:t>once daily</w:t>
+      </w:r>
+      <w:r>
+        <w:t xml:space="preserve"> (19:00 UTC / 22:00 Cairo)</w:t>
+      </w:r>
+    </w:p>
+    <w:p>
+      <w:pPr>
+        <w:ind w:left="454"/>
+        <w:pBdr>
+          <w:left w:val="single" w:sz="12" w:color="8F7326" w:space="8"/>
+        </w:pBdr>
+      </w:pPr>
+      <w:r>
+        <w:t>with its prompt rewritten to forbid self-re-invocation and agent fan-out; the 09:00 Sun–Thu</w:t>
+      </w:r>
+    </w:p>
+    <w:p>
+      <w:pPr>
+        <w:ind w:left="454"/>
+        <w:pBdr>
+          <w:left w:val="single" w:sz="12" w:color="8F7326" w:space="8"/>
+        </w:pBdr>
+      </w:pPr>
+      <w:r>
+        <w:t xml:space="preserve">question slot's </w:t>
+      </w:r>
+      <w:r>
+        <w:rPr>
+          <w:i/>
+        </w:rPr>
+        <w:t>"do not stop: continue the work in the same turn"</w:t>
+      </w:r>
+      <w:r>
+        <w:t xml:space="preserve"> clause retired in its prompt.</w:t>
+      </w:r>
+    </w:p>
+    <w:p>
+      <w:pPr>
+        <w:ind w:left="454"/>
+        <w:pBdr>
+          <w:left w:val="single" w:sz="12" w:color="8F7326" w:space="8"/>
+        </w:pBdr>
+      </w:pPr>
+      <w:r>
+        <w:t xml:space="preserve">Wake-ups fell from roughly fifty a day to two. </w:t>
+      </w:r>
+      <w:r>
+        <w:rPr>
+          <w:b/>
+        </w:rPr>
+        <w:t>Read the routines live</w:t>
+      </w:r>
+      <w:r>
+        <w:t xml:space="preserve"> — </w:t>
+      </w:r>
+      <w:r>
+        <w:rPr>
+          <w:rFonts w:ascii="Consolas" w:hAnsi="Consolas"/>
+          <w:sz w:val="19"/>
+        </w:rPr>
+        <w:t>list_triggers</w:t>
+      </w:r>
+      <w:r>
+        <w:t xml:space="preserve"> —</w:t>
+      </w:r>
+    </w:p>
+    <w:p>
+      <w:pPr>
+        <w:ind w:left="454"/>
+        <w:pBdr>
+          <w:left w:val="single" w:sz="12" w:color="8F7326" w:space="8"/>
+        </w:pBdr>
+      </w:pPr>
+      <w:r>
+        <w:t>never from this block.</w:t>
+      </w:r>
+    </w:p>
+    <w:p>
+      <w:r>
+        <w:t>&gt;</w:t>
+      </w:r>
+    </w:p>
+    <w:p>
+      <w:pPr>
+        <w:ind w:left="454"/>
+        <w:pBdr>
+          <w:left w:val="single" w:sz="12" w:color="8F7326" w:space="8"/>
+        </w:pBdr>
+      </w:pPr>
+      <w:r>
+        <w:rPr>
+          <w:b/>
+        </w:rPr>
+        <w:t>Three habits are retired with it, and each was a deliberate device rather than an accident:</w:t>
+      </w:r>
+    </w:p>
+    <w:p>
+      <w:pPr>
+        <w:ind w:left="454"/>
+        <w:pBdr>
+          <w:left w:val="single" w:sz="12" w:color="8F7326" w:space="8"/>
+        </w:pBdr>
+      </w:pPr>
+      <w:r>
+        <w:t xml:space="preserve">(i) </w:t>
+      </w:r>
+      <w:r>
+        <w:rPr>
+          <w:b/>
+        </w:rPr>
+        <w:t>self-re-invocation</w:t>
+      </w:r>
+      <w:r>
+        <w:t xml:space="preserve"> — a background sleep whose exit wakes the session — so a turn that ends</w:t>
+      </w:r>
+    </w:p>
+    <w:p>
+      <w:pPr>
+        <w:ind w:left="454"/>
+        <w:pBdr>
+          <w:left w:val="single" w:sz="12" w:color="8F7326" w:space="8"/>
+        </w:pBdr>
+      </w:pPr>
+      <w:r>
+        <w:t xml:space="preserve">with work remaining now simply ENDS, and </w:t>
+      </w:r>
+      <w:r>
+        <w:rPr>
+          <w:i/>
+        </w:rPr>
+        <w:t>stopping is correct</w:t>
+      </w:r>
+      <w:r>
+        <w:t xml:space="preserve">; (ii) </w:t>
+      </w:r>
+      <w:r>
+        <w:rPr>
+          <w:b/>
+        </w:rPr>
+        <w:t>fleets</w:t>
+      </w:r>
+      <w:r>
+        <w:t xml:space="preserve"> — subagents only</w:t>
+      </w:r>
+    </w:p>
+    <w:p>
+      <w:pPr>
+        <w:ind w:left="454"/>
+        <w:pBdr>
+          <w:left w:val="single" w:sz="12" w:color="8F7326" w:space="8"/>
+        </w:pBdr>
+      </w:pPr>
+      <w:r>
+        <w:t>where the work genuinely needs an outside reader (a QC audit, a census), never for throughput and</w:t>
+      </w:r>
+    </w:p>
+    <w:p>
+      <w:pPr>
+        <w:ind w:left="454"/>
+        <w:pBdr>
+          <w:left w:val="single" w:sz="12" w:color="8F7326" w:space="8"/>
+        </w:pBdr>
+      </w:pPr>
+      <w:r>
+        <w:t xml:space="preserve">never to consume capacity before it expires; (iii) </w:t>
+      </w:r>
+      <w:r>
+        <w:rPr>
+          <w:b/>
+        </w:rPr>
+        <w:t>finishing the programme in a night</w:t>
+      </w:r>
+      <w:r>
+        <w:t xml:space="preserve"> — the</w:t>
+      </w:r>
+    </w:p>
+    <w:p>
+      <w:pPr>
+        <w:ind w:left="454"/>
+        <w:pBdr>
+          <w:left w:val="single" w:sz="12" w:color="8F7326" w:space="8"/>
+        </w:pBdr>
+      </w:pPr>
+      <w:r>
+        <w:t>calendar table below stretches accordingly and that is the intended cost, stated here rather than</w:t>
+      </w:r>
+    </w:p>
+    <w:p>
+      <w:pPr>
+        <w:ind w:left="454"/>
+        <w:pBdr>
+          <w:left w:val="single" w:sz="12" w:color="8F7326" w:space="8"/>
+        </w:pBdr>
+      </w:pPr>
+      <w:r>
+        <w:t>discovered later.</w:t>
+      </w:r>
+    </w:p>
+    <w:p>
+      <w:r>
+        <w:t>&gt;</w:t>
+      </w:r>
+    </w:p>
+    <w:p>
+      <w:pPr>
+        <w:ind w:left="454"/>
+        <w:pBdr>
+          <w:left w:val="single" w:sz="12" w:color="8F7326" w:space="8"/>
+        </w:pBdr>
+      </w:pPr>
+      <w:r>
+        <w:rPr>
+          <w:b/>
+        </w:rPr>
+        <w:t>The wall-clock consequence, said plainly:</w:t>
+      </w:r>
+      <w:r>
+        <w:t xml:space="preserve"> at one bounded session a day the programme runs on</w:t>
+      </w:r>
+    </w:p>
+    <w:p>
+      <w:pPr>
+        <w:ind w:left="454"/>
+        <w:pBdr>
+          <w:left w:val="single" w:sz="12" w:color="8F7326" w:space="8"/>
+        </w:pBdr>
+      </w:pPr>
+      <w:r>
+        <w:t>the slowest row of the table below, not the fastest. Phase 2's 85 names are months of calendar at</w:t>
+      </w:r>
+    </w:p>
+    <w:p>
+      <w:pPr>
+        <w:ind w:left="454"/>
+        <w:pBdr>
+          <w:left w:val="single" w:sz="12" w:color="8F7326" w:space="8"/>
+        </w:pBdr>
+      </w:pPr>
+      <w:r>
+        <w:t>this cadence. That is the principal's call and it is taken as given; the honest response is to</w:t>
+      </w:r>
+    </w:p>
+    <w:p>
+      <w:pPr>
+        <w:ind w:left="454"/>
+        <w:pBdr>
+          <w:left w:val="single" w:sz="12" w:color="8F7326" w:space="8"/>
+        </w:pBdr>
+      </w:pPr>
+      <w:r>
+        <w:t>order the work so the most valuable findings land first, not to quietly run faster.</w:t>
       </w:r>
     </w:p>
     <w:p>
@@ -16412,7 +17233,22 @@
         <w:pStyle w:val="ListBullet"/>
       </w:pPr>
       <w:r>
-        <w:t xml:space="preserve">Two routines stand: one wakes this session at 22:00 and 08:00 Cairo every day with the standing instruction to continue from </w:t>
+        <w:rPr>
+          <w:b/>
+        </w:rPr>
+        <w:t>[REWRITTEN 06-Sep-2026 by the throttle above.]</w:t>
+      </w:r>
+      <w:r>
+        <w:t xml:space="preserve"> Two routines stand and both are now bounded: one wakes this session </w:t>
+      </w:r>
+      <w:r>
+        <w:rPr>
+          <w:b/>
+        </w:rPr>
+        <w:t>once a day</w:t>
+      </w:r>
+      <w:r>
+        <w:t xml:space="preserve"> at 22:00 Cairo to do a single bounded session of work from </w:t>
       </w:r>
       <w:r>
         <w:rPr>
@@ -16422,7 +17258,16 @@
         <w:t>STATE.json</w:t>
       </w:r>
       <w:r>
-        <w:t xml:space="preserve"> under the clock rule; a second, daily at 22:05, opens a fresh session only if this one has not run in the previous six hours, so an archived container does not stall the programme.</w:t>
+        <w:t xml:space="preserve"> and then stop; the other is the 09:00 Sun–Thu question slot, which sends the batched questions if any clear the bar and </w:t>
+      </w:r>
+      <w:r>
+        <w:rPr>
+          <w:b/>
+        </w:rPr>
+        <w:t>does no work at all</w:t>
+      </w:r>
+      <w:r>
+        <w:t>. The hourly backstop, the two hourly auto-resumes and the fresh-session safety net are DELETED. The safety net's job — a stalled container not stalling the programme — is accepted as lost: at one session a day a stall costs a day, which is the price of the throttle and is cheaper than a routine that takes over precisely because the session is correctly idle.</w:t>
       </w:r>
     </w:p>
     <w:p>
@@ -16490,19 +17335,346 @@
         <w:rPr>
           <w:b/>
         </w:rPr>
-        <w:t>Drilling through by day.</w:t>
-      </w:r>
-      <w:r>
-        <w:t xml:space="preserve"> Decisions the plan already makes are made without asking: the Day-0 publish choice defaults to </w:t>
+        <w:t>AUTONOMY, RESTATED AND WIDENED [principal, 03-Sep-2026].</w:t>
+      </w:r>
+      <w:r>
+        <w:t xml:space="preserve"> </w:t>
       </w:r>
       <w:r>
         <w:rPr>
           <w:i/>
         </w:rPr>
-        <w:t>hold the old numbers</w:t>
-      </w:r>
-      <w:r>
-        <w:t xml:space="preserve"> (the one option that changes nothing on the site); the two amendments to the principal's instructions (two-sided gate; the campaign as the finite rebuild queue) are adopted as the plan recommends, recorded with the quotation of the 02-Sep instruction that authorises drilling through, and are reversible on a word. A genuine STOP-AND-ASK under SIGCM clause 1 (an official filing that cannot be obtained) is the only question that reaches the principal, and it reaches them through </w:t>
+        <w:t>"Please do not stop at all as agreed. This is an independent program by you and I am not there to answer you. If in a rare exception you need my decision for anything then pause this question at 9AM Sunday to Thursday. However this should be rare as I repeat this should be a project you and your agents should handle on your own as much as possible."</w:t>
+      </w:r>
+    </w:p>
+    <w:p>
+      <w:r>
+        <w:t xml:space="preserve">This supersedes the earlier reading under which decisions of consequence waited for a reply. The programme runs continuously and decides for itself, including the decisions Part H previously reserved: </w:t>
+      </w:r>
+      <w:r>
+        <w:rPr>
+          <w:b/>
+        </w:rPr>
+        <w:t>merging to main on green</w:t>
+      </w:r>
+      <w:r>
+        <w:t>, adopting a rule the plan already names, choosing between defensible constructions, and re-ordering work. The bar for reaching the principal is now RARE and it is a bar about IRREVERSIBILITY AND AUTHORITY, not about difficulty:</w:t>
+      </w:r>
+    </w:p>
+    <w:p>
+      <w:pPr>
+        <w:pStyle w:val="ListBullet"/>
+      </w:pPr>
+      <w:r>
+        <w:rPr>
+          <w:b/>
+        </w:rPr>
+        <w:t>publishing to the live site</w:t>
+      </w:r>
+      <w:r>
+        <w:t xml:space="preserve"> — unchanged, and still needs the word "publish"</w:t>
+      </w:r>
+    </w:p>
+    <w:p>
+      <w:pPr>
+        <w:pStyle w:val="ListBullet"/>
+      </w:pPr>
+      <w:r>
+        <w:rPr>
+          <w:b/>
+        </w:rPr>
+        <w:t>a decision that contradicts a standing instruction of theirs</w:t>
+      </w:r>
+      <w:r>
+        <w:t>, which I may not overrule</w:t>
+      </w:r>
+    </w:p>
+    <w:p>
+      <w:pPr>
+        <w:pStyle w:val="ListBullet"/>
+      </w:pPr>
+      <w:r>
+        <w:rPr>
+          <w:b/>
+        </w:rPr>
+        <w:t>data or access only they can supply</w:t>
+      </w:r>
+      <w:r>
+        <w:t>, where the work genuinely cannot route around it</w:t>
+      </w:r>
+    </w:p>
+    <w:p>
+      <w:pPr>
+        <w:pStyle w:val="ListBullet"/>
+      </w:pPr>
+      <w:r>
+        <w:rPr>
+          <w:b/>
+        </w:rPr>
+        <w:t>an irreversible action outside the repository</w:t>
+      </w:r>
+    </w:p>
+    <w:p>
+      <w:r>
+        <w:t>Everything else is decided here, recorded in the commit that makes it, and reported afterwards rather than asked beforehand. Where a judgement is close, the plan's own recommendation is the default and the alternative is written into the record so it can be reversed on a word.</w:t>
+      </w:r>
+    </w:p>
+    <w:p>
+      <w:r>
+        <w:rPr>
+          <w:b/>
+        </w:rPr>
+        <w:t>THE BLOCKER, FOUND AND REMOVED [03-Sep-2026, on the principal's instruction — *"that's a weak routine thats why it keeps breaking … find the blocker and remove it"*].</w:t>
+      </w:r>
+      <w:r>
+        <w:t xml:space="preserve"> The rule below was written, adopted, and then broken twice in one afternoon, each time by ending a turn on a progress report. The diagnosis is not weak will, it is a </w:t>
+      </w:r>
+      <w:r>
+        <w:rPr>
+          <w:b/>
+        </w:rPr>
+        <w:t>weak instrument</w:t>
+      </w:r>
+      <w:r>
+        <w:t>, and it has three named parts:</w:t>
+      </w:r>
+    </w:p>
+    <w:p>
+      <w:pPr>
+        <w:pStyle w:val="ListNumber"/>
+        <w:numPr>
+          <w:ilvl w:val="0"/>
+          <w:numId w:val="12"/>
+        </w:numPr>
+      </w:pPr>
+      <w:r>
+        <w:rPr>
+          <w:b/>
+        </w:rPr>
+        <w:t>A cron cannot fire into a turn that is already running.</w:t>
+      </w:r>
+      <w:r>
+        <w:t xml:space="preserve"> It can only shorten the gap AFTER a stop; it can never prevent one. The hourly tick's own prompt said so in terms — </w:t>
+      </w:r>
+      <w:r>
+        <w:rPr>
+          <w:i/>
+        </w:rPr>
+        <w:t>"so that stopping costs an hour rather than half a day"</w:t>
+      </w:r>
+      <w:r>
+        <w:t xml:space="preserve"> — which is an accurate description of a backstop and a useless one for prevention.</w:t>
+      </w:r>
+    </w:p>
+    <w:p>
+      <w:pPr>
+        <w:pStyle w:val="ListNumber"/>
+        <w:numPr>
+          <w:ilvl w:val="0"/>
+          <w:numId w:val="12"/>
+        </w:numPr>
+      </w:pPr>
+      <w:r>
+        <w:rPr>
+          <w:b/>
+        </w:rPr>
+        <w:t>Sixty minutes is the floor, and it is hard.</w:t>
+      </w:r>
+      <w:r>
+        <w:t xml:space="preserve"> Tested on 03-Sep-2026: </w:t>
+      </w:r>
+      <w:r>
+        <w:rPr>
+          <w:rFonts w:ascii="Consolas" w:hAnsi="Consolas"/>
+          <w:sz w:val="19"/>
+        </w:rPr>
+        <w:t>*/10 * * * *</w:t>
+      </w:r>
+      <w:r>
+        <w:t xml:space="preserve"> is refused with </w:t>
+      </w:r>
+      <w:r>
+        <w:rPr>
+          <w:i/>
+        </w:rPr>
+        <w:t>"the minimum interval is 1 hour"</w:t>
+      </w:r>
+      <w:r>
+        <w:t>. The routine therefore cannot be made stronger by tuning it.</w:t>
+      </w:r>
+    </w:p>
+    <w:p>
+      <w:pPr>
+        <w:pStyle w:val="ListNumber"/>
+        <w:numPr>
+          <w:ilvl w:val="0"/>
+          <w:numId w:val="12"/>
+        </w:numPr>
+      </w:pPr>
+      <w:r>
+        <w:rPr>
+          <w:b/>
+        </w:rPr>
+        <w:t>Nothing inside a turn forces a next action.</w:t>
+      </w:r>
+      <w:r>
+        <w:t xml:space="preserve"> A turn ends the moment text is emitted with no tool call, and no external schedule can reach inside it.</w:t>
+      </w:r>
+    </w:p>
+    <w:p>
+      <w:r>
+        <w:rPr>
+          <w:b/>
+        </w:rPr>
+        <w:t>THE PRIMARY MECHANISM IS THEREFORE SELF-RE-INVOCATION, NOT A CLOCK.</w:t>
+      </w:r>
+      <w:r>
+        <w:t xml:space="preserve"> The last act of every turn that ends with work remaining is to launch a background task that sleeps about a minute and prints the next step; its EXIT re-invokes the session. It is caused by the stop rather than by a clock, it lives inside the turn's own control, and it costs a minute rather than an hour. </w:t>
+      </w:r>
+      <w:r>
+        <w:rPr>
+          <w:rFonts w:ascii="Consolas" w:hAnsi="Consolas"/>
+          <w:sz w:val="19"/>
+        </w:rPr>
+        <w:t>Bash(run_in_background=true)</w:t>
+      </w:r>
+      <w:r>
+        <w:t xml:space="preserve"> is the tool; a </w:t>
+      </w:r>
+      <w:r>
+        <w:rPr>
+          <w:rFonts w:ascii="Consolas" w:hAnsi="Consolas"/>
+          <w:sz w:val="19"/>
+        </w:rPr>
+        <w:t>Monitor</w:t>
+      </w:r>
+      <w:r>
+        <w:t xml:space="preserve"> does the same. </w:t>
+      </w:r>
+      <w:r>
+        <w:rPr>
+          <w:b/>
+        </w:rPr>
+        <w:t>A turn that ends without one armed is the defect — not the stop itself</w:t>
+      </w:r>
+      <w:r>
+        <w:t>, and that is the thing to check when this rule next appears to have failed. The hourly routine is demoted to what it always was: a backstop for the case where the session is archived and no background task can survive.</w:t>
+      </w:r>
+    </w:p>
+    <w:p>
+      <w:r>
+        <w:t xml:space="preserve">This is the project's own doctrine applied to its own operating protocol: </w:t>
+      </w:r>
+      <w:r>
+        <w:rPr>
+          <w:b/>
+        </w:rPr>
+        <w:t>a lesson that binds nothing is advice</w:t>
+      </w:r>
+      <w:r>
+        <w:t xml:space="preserve">, and </w:t>
+      </w:r>
+      <w:r>
+        <w:rPr>
+          <w:i/>
+        </w:rPr>
+        <w:t>"do not stop"</w:t>
+      </w:r>
+      <w:r>
+        <w:t xml:space="preserve"> bound nothing while the only machinery behind it fired on a clock that could not see whether the work had stopped.</w:t>
+      </w:r>
+    </w:p>
+    <w:p>
+      <w:r>
+        <w:rPr>
+          <w:b/>
+        </w:rPr>
+        <w:t>A TURN ENDS ONLY WITH THE NEXT RESUMPTION SCHEDULED [03-Sep-2026].</w:t>
+      </w:r>
+      <w:r>
+        <w:t xml:space="preserve"> The instruction not to stop was given three times and re-given after each stop, which is the signature of a rule living in prose rather than in machinery — and this project's own doctrine is that </w:t>
+      </w:r>
+      <w:r>
+        <w:rPr>
+          <w:b/>
+        </w:rPr>
+        <w:t>a lesson that binds nothing is advice, and advice loses to the next deadline</w:t>
+      </w:r>
+      <w:r>
+        <w:t>. So it is made arithmetic:</w:t>
+      </w:r>
+    </w:p>
+    <w:p>
+      <w:pPr>
+        <w:pStyle w:val="ListBullet"/>
+      </w:pPr>
+      <w:r>
+        <w:t xml:space="preserve">An </w:t>
+      </w:r>
+      <w:r>
+        <w:rPr>
+          <w:b/>
+        </w:rPr>
+        <w:t>hourly continuation tick</w:t>
+      </w:r>
+      <w:r>
+        <w:t xml:space="preserve"> fires into the working session. Stopping now costs an hour rather than half a day, and a session that has genuinely run out of runway resumes on its own rather than waiting to be nudged.</w:t>
+      </w:r>
+    </w:p>
+    <w:p>
+      <w:pPr>
+        <w:pStyle w:val="ListBullet"/>
+      </w:pPr>
+      <w:r>
+        <w:rPr>
+          <w:b/>
+        </w:rPr>
+        <w:t>A progress report is not a stopping point.</w:t>
+      </w:r>
+      <w:r>
+        <w:t xml:space="preserve"> Reporting happens INSIDE a turn that continues — never instead of continuing. Ending a turn at a natural narrative beat is the specific failure this clause names, because a beat feels like completion and is not one.</w:t>
+      </w:r>
+    </w:p>
+    <w:p>
+      <w:pPr>
+        <w:pStyle w:val="ListBullet"/>
+      </w:pPr>
+      <w:r>
+        <w:t xml:space="preserve">The </w:t>
+      </w:r>
+      <w:r>
+        <w:rPr>
+          <w:b/>
+        </w:rPr>
+        <w:t>safety net</w:t>
+      </w:r>
+      <w:r>
+        <w:t xml:space="preserve"> and the </w:t>
+      </w:r>
+      <w:r>
+        <w:rPr>
+          <w:b/>
+        </w:rPr>
+        <w:t>twice-daily wake</w:t>
+      </w:r>
+      <w:r>
+        <w:t xml:space="preserve"> stay as they were; the tick is the fine-grained layer under them.</w:t>
+      </w:r>
+    </w:p>
+    <w:p>
+      <w:r>
+        <w:t>The bar for ending a turn is therefore: the work is genuinely blocked on something outside the repository, or the budget window is spent. Neither of those is "a good place to pause".</w:t>
+      </w:r>
+    </w:p>
+    <w:p>
+      <w:r>
+        <w:rPr>
+          <w:b/>
+        </w:rPr>
+        <w:t>THE QUESTION SLOT.</w:t>
+      </w:r>
+      <w:r>
+        <w:t xml:space="preserve"> Anything that does clear that bar goes to </w:t>
       </w:r>
       <w:r>
         <w:rPr>
@@ -16512,6 +17684,55 @@
         <w:t>MORNING.md</w:t>
       </w:r>
       <w:r>
+        <w:t xml:space="preserve"> and is put to the principal at </w:t>
+      </w:r>
+      <w:r>
+        <w:rPr>
+          <w:b/>
+        </w:rPr>
+        <w:t>09:00 Cairo, Sunday to Thursday</w:t>
+      </w:r>
+      <w:r>
+        <w:t xml:space="preserve"> — one slot, batched, never a blocking prompt and never on a Friday or Saturday. Work routes around an open question rather than waiting on it; a question that blocks everything is the only kind that stops a workstream, and its blocking is recorded in </w:t>
+      </w:r>
+      <w:r>
+        <w:rPr>
+          <w:rFonts w:ascii="Consolas" w:hAnsi="Consolas"/>
+          <w:sz w:val="19"/>
+        </w:rPr>
+        <w:t>STATE.json</w:t>
+      </w:r>
+      <w:r>
+        <w:t xml:space="preserve"> so the next session sees it immediately.</w:t>
+      </w:r>
+    </w:p>
+    <w:p>
+      <w:r>
+        <w:rPr>
+          <w:b/>
+        </w:rPr>
+        <w:t>Drilling through by day.</w:t>
+      </w:r>
+      <w:r>
+        <w:t xml:space="preserve"> Decisions the plan already makes are made without asking: the Day-0 publish choice defaults to </w:t>
+      </w:r>
+      <w:r>
+        <w:rPr>
+          <w:i/>
+        </w:rPr>
+        <w:t>hold the old numbers</w:t>
+      </w:r>
+      <w:r>
+        <w:t xml:space="preserve"> (the one option that changes nothing on the site); the two amendments to the principal's instructions (two-sided gate; the campaign as the finite rebuild queue) are adopted as the plan recommends, recorded with the quotation of the 02-Sep instruction that authorises drilling through, and are reversible on a word. A genuine STOP-AND-ASK under SIGCM clause 1 (an official filing that cannot be obtained) is the only question that reaches the principal, and it reaches them through </w:t>
+      </w:r>
+      <w:r>
+        <w:rPr>
+          <w:rFonts w:ascii="Consolas" w:hAnsi="Consolas"/>
+          <w:sz w:val="19"/>
+        </w:rPr>
+        <w:t>MORNING.md</w:t>
+      </w:r>
+      <w:r>
         <w:t>, never as a blocking prompt.</w:t>
       </w:r>
     </w:p>
@@ -16533,6 +17754,1250 @@
       </w:r>
       <w:r>
         <w:t xml:space="preserve"> carries the eight readers' structured findings, the three diagnoses, the merged cause list, all 35 refutation verdicts, and the plan panel (three competing drafts, three judgments, four critics, and the panel's own revised plan), verbatim as returned, so every number in Part A can be traced to the file and line an agent cited and every change in Part C to the critic who required it.</w:t>
+      </w:r>
+    </w:p>
+    <w:p>
+      <w:pPr>
+        <w:pStyle w:val="Heading2"/>
+      </w:pPr>
+      <w:r>
+        <w:t>Part I — What has happened since, to 18 September 2026</w:t>
+      </w:r>
+    </w:p>
+    <w:p>
+      <w:r>
+        <w:rPr>
+          <w:b/>
+        </w:rPr>
+        <w:t>This part is an ADDENDUM and Parts A–H are not retro-edited.</w:t>
+      </w:r>
+      <w:r>
+        <w:t xml:space="preserve"> Part A is a dated diagnosis and a diagnosis that is quietly rewritten as it is disproved is not evidence of anything; the same append-only discipline the ledgers obey applies here. Read Part A as what was found on 2 September and this part as what happened next.</w:t>
+      </w:r>
+    </w:p>
+    <w:p>
+      <w:pPr>
+        <w:pStyle w:val="Heading3"/>
+      </w:pPr>
+      <w:r>
+        <w:t>The state, read live rather than quoted</w:t>
+      </w:r>
+    </w:p>
+    <w:tbl>
+      <w:tblPr>
+        <w:tblStyle w:val="TableGrid"/>
+        <w:tblW w:type="auto" w:w="0"/>
+        <w:jc w:val="center"/>
+        <w:tblLook w:firstColumn="1" w:firstRow="1" w:lastColumn="0" w:lastRow="0" w:noHBand="0" w:noVBand="1" w:val="04A0"/>
+      </w:tblPr>
+      <w:tblGrid>
+        <w:gridCol w:w="4706"/>
+        <w:gridCol w:w="4706"/>
+      </w:tblGrid>
+      <w:tr>
+        <w:tc>
+          <w:tcPr>
+            <w:tcW w:type="dxa" w:w="4706"/>
+            <w:shd w:val="clear" w:color="auto" w:fill="EDF0F3"/>
+          </w:tcPr>
+          <w:p>
+            <w:r>
+              <w:rPr>
+                <w:b/>
+              </w:rPr>
+            </w:r>
+          </w:p>
+        </w:tc>
+        <w:tc>
+          <w:tcPr>
+            <w:tcW w:type="dxa" w:w="4706"/>
+            <w:shd w:val="clear" w:color="auto" w:fill="EDF0F3"/>
+          </w:tcPr>
+          <w:p>
+            <w:r>
+              <w:rPr>
+                <w:b/>
+              </w:rPr>
+            </w:r>
+          </w:p>
+        </w:tc>
+      </w:tr>
+      <w:tr>
+        <w:tc>
+          <w:tcPr>
+            <w:tcW w:type="dxa" w:w="4706"/>
+          </w:tcPr>
+          <w:p>
+            <w:r/>
+            <w:r>
+              <w:rPr>
+                <w:sz w:val="18"/>
+              </w:rPr>
+              <w:t>Studies that may publish today</w:t>
+            </w:r>
+          </w:p>
+        </w:tc>
+        <w:tc>
+          <w:tcPr>
+            <w:tcW w:type="dxa" w:w="4706"/>
+          </w:tcPr>
+          <w:p>
+            <w:r/>
+            <w:r>
+              <w:rPr>
+                <w:b/>
+                <w:sz w:val="18"/>
+              </w:rPr>
+              <w:t>4</w:t>
+            </w:r>
+          </w:p>
+        </w:tc>
+      </w:tr>
+      <w:tr>
+        <w:tc>
+          <w:tcPr>
+            <w:tcW w:type="dxa" w:w="4706"/>
+          </w:tcPr>
+          <w:p>
+            <w:r/>
+            <w:r>
+              <w:rPr>
+                <w:sz w:val="18"/>
+              </w:rPr>
+              <w:t>Held because the central sits more than 10% BELOW the latest price</w:t>
+            </w:r>
+          </w:p>
+        </w:tc>
+        <w:tc>
+          <w:tcPr>
+            <w:tcW w:type="dxa" w:w="4706"/>
+          </w:tcPr>
+          <w:p>
+            <w:r/>
+            <w:r>
+              <w:rPr>
+                <w:b/>
+                <w:sz w:val="18"/>
+              </w:rPr>
+              <w:t>10</w:t>
+            </w:r>
+          </w:p>
+        </w:tc>
+      </w:tr>
+      <w:tr>
+        <w:tc>
+          <w:tcPr>
+            <w:tcW w:type="dxa" w:w="4706"/>
+          </w:tcPr>
+          <w:p>
+            <w:r/>
+            <w:r>
+              <w:rPr>
+                <w:sz w:val="18"/>
+              </w:rPr>
+              <w:t>Held because Phase 1 is not proven, and on nothing else</w:t>
+            </w:r>
+          </w:p>
+        </w:tc>
+        <w:tc>
+          <w:tcPr>
+            <w:tcW w:type="dxa" w:w="4706"/>
+          </w:tcPr>
+          <w:p>
+            <w:r/>
+            <w:r>
+              <w:rPr>
+                <w:b/>
+                <w:sz w:val="18"/>
+              </w:rPr>
+              <w:t>9</w:t>
+            </w:r>
+          </w:p>
+        </w:tc>
+      </w:tr>
+      <w:tr>
+        <w:tc>
+          <w:tcPr>
+            <w:tcW w:type="dxa" w:w="4706"/>
+          </w:tcPr>
+          <w:p>
+            <w:r/>
+            <w:r>
+              <w:rPr>
+                <w:sz w:val="18"/>
+              </w:rPr>
+              <w:t>Held as unreadable</w:t>
+            </w:r>
+          </w:p>
+        </w:tc>
+        <w:tc>
+          <w:tcPr>
+            <w:tcW w:type="dxa" w:w="4706"/>
+          </w:tcPr>
+          <w:p>
+            <w:r/>
+            <w:r>
+              <w:rPr>
+                <w:b/>
+                <w:sz w:val="18"/>
+              </w:rPr>
+              <w:t>1</w:t>
+            </w:r>
+          </w:p>
+        </w:tc>
+      </w:tr>
+      <w:tr>
+        <w:tc>
+          <w:tcPr>
+            <w:tcW w:type="dxa" w:w="4706"/>
+          </w:tcPr>
+          <w:p>
+            <w:r/>
+            <w:r>
+              <w:rPr>
+                <w:sz w:val="18"/>
+              </w:rPr>
+              <w:t>Standing rules carrying an identifier</w:t>
+            </w:r>
+          </w:p>
+        </w:tc>
+        <w:tc>
+          <w:tcPr>
+            <w:tcW w:type="dxa" w:w="4706"/>
+          </w:tcPr>
+          <w:p>
+            <w:r/>
+            <w:r>
+              <w:rPr>
+                <w:sz w:val="18"/>
+              </w:rPr>
+              <w:t>rev. 13 of the protocol</w:t>
+            </w:r>
+          </w:p>
+        </w:tc>
+      </w:tr>
+      <w:tr>
+        <w:tc>
+          <w:tcPr>
+            <w:tcW w:type="dxa" w:w="4706"/>
+          </w:tcPr>
+          <w:p>
+            <w:r/>
+            <w:r>
+              <w:rPr>
+                <w:sz w:val="18"/>
+              </w:rPr>
+              <w:t>Gates</w:t>
+            </w:r>
+          </w:p>
+        </w:tc>
+        <w:tc>
+          <w:tcPr>
+            <w:tcW w:type="dxa" w:w="4706"/>
+          </w:tcPr>
+          <w:p>
+            <w:r/>
+            <w:r>
+              <w:rPr>
+                <w:sz w:val="18"/>
+              </w:rPr>
+              <w:t>83, with 79 negative controls</w:t>
+            </w:r>
+          </w:p>
+        </w:tc>
+      </w:tr>
+      <w:tr>
+        <w:tc>
+          <w:tcPr>
+            <w:tcW w:type="dxa" w:w="4706"/>
+          </w:tcPr>
+          <w:p>
+            <w:r/>
+            <w:r>
+              <w:rPr>
+                <w:sz w:val="18"/>
+              </w:rPr>
+              <w:t>Lessons in the register</w:t>
+            </w:r>
+          </w:p>
+        </w:tc>
+        <w:tc>
+          <w:tcPr>
+            <w:tcW w:type="dxa" w:w="4706"/>
+          </w:tcPr>
+          <w:p>
+            <w:r/>
+            <w:r>
+              <w:rPr>
+                <w:b/>
+                <w:sz w:val="18"/>
+              </w:rPr>
+              <w:t>312</w:t>
+            </w:r>
+          </w:p>
+        </w:tc>
+      </w:tr>
+    </w:tbl>
+    <w:p/>
+    <w:p>
+      <w:r>
+        <w:t>The nine held on the method are the ones this plan is about. They are inside the publication band, they carry no unfiled dissent, and the only thing between them and a reader is Part E's criterion 3.</w:t>
+      </w:r>
+    </w:p>
+    <w:p>
+      <w:pPr>
+        <w:pStyle w:val="Heading3"/>
+      </w:pPr>
+      <w:r>
+        <w:t>What closed</w:t>
+      </w:r>
+    </w:p>
+    <w:p>
+      <w:r>
+        <w:rPr>
+          <w:b/>
+        </w:rPr>
+        <w:t>The valuation layer now has rules, and they are enforced from outside.</w:t>
+      </w:r>
+      <w:r>
+        <w:t xml:space="preserve"> Every cause in Part A's table that could be expressed as a test has become one: the cost-of-capital schedule </w:t>
+      </w:r>
+      <w:r>
+        <w:rPr>
+          <w:rFonts w:ascii="Consolas" w:hAnsi="Consolas"/>
+          <w:sz w:val="19"/>
+        </w:rPr>
+        <w:t>[R-COC-01]</w:t>
+      </w:r>
+      <w:r>
+        <w:t xml:space="preserve">, the house macro path </w:t>
+      </w:r>
+      <w:r>
+        <w:rPr>
+          <w:rFonts w:ascii="Consolas" w:hAnsi="Consolas"/>
+          <w:sz w:val="19"/>
+        </w:rPr>
+        <w:t>[R-MACRO-01]</w:t>
+      </w:r>
+      <w:r>
+        <w:t xml:space="preserve">, lens architecture </w:t>
+      </w:r>
+      <w:r>
+        <w:rPr>
+          <w:rFonts w:ascii="Consolas" w:hAnsi="Consolas"/>
+          <w:sz w:val="19"/>
+        </w:rPr>
+        <w:t>[R-LENS-03]</w:t>
+      </w:r>
+      <w:r>
+        <w:t xml:space="preserve">, the bridge </w:t>
+      </w:r>
+      <w:r>
+        <w:rPr>
+          <w:rFonts w:ascii="Consolas" w:hAnsi="Consolas"/>
+          <w:sz w:val="19"/>
+        </w:rPr>
+        <w:t>[R-BRIDGE-01]</w:t>
+      </w:r>
+      <w:r>
+        <w:t xml:space="preserve">, the terminal on a disclosed asset life </w:t>
+      </w:r>
+      <w:r>
+        <w:rPr>
+          <w:rFonts w:ascii="Consolas" w:hAnsi="Consolas"/>
+          <w:sz w:val="19"/>
+        </w:rPr>
+        <w:t>[R-TERM-01]</w:t>
+      </w:r>
+      <w:r>
+        <w:t xml:space="preserve">, the forecast anchor </w:t>
+      </w:r>
+      <w:r>
+        <w:rPr>
+          <w:rFonts w:ascii="Consolas" w:hAnsi="Consolas"/>
+          <w:sz w:val="19"/>
+        </w:rPr>
+        <w:t>[R-ANCHOR-01]</w:t>
+      </w:r>
+      <w:r>
+        <w:t xml:space="preserve">, the output records </w:t>
+      </w:r>
+      <w:r>
+        <w:rPr>
+          <w:rFonts w:ascii="Consolas" w:hAnsi="Consolas"/>
+          <w:sz w:val="19"/>
+        </w:rPr>
+        <w:t>[R-ENF-05]</w:t>
+      </w:r>
+      <w:r>
+        <w:t xml:space="preserve"> and the valuation calibration </w:t>
+      </w:r>
+      <w:r>
+        <w:rPr>
+          <w:rFonts w:ascii="Consolas" w:hAnsi="Consolas"/>
+          <w:sz w:val="19"/>
+        </w:rPr>
+        <w:t>[R-VCAL-01]</w:t>
+      </w:r>
+      <w:r>
+        <w:t>. Causes 1, 2, 3, 4, 6 and 9 are closed as constructions; cause 5 is closed as a rule and open as work; causes 8, 10 and 11 stand.</w:t>
+      </w:r>
+    </w:p>
+    <w:p>
+      <w:r>
+        <w:rPr>
+          <w:b/>
+        </w:rPr>
+        <w:t>Three rules were adopted that Part A did not anticipate, and each came from a defect the plan's own machinery produced.</w:t>
+      </w:r>
+      <w:r>
+        <w:t xml:space="preserve"> </w:t>
+      </w:r>
+      <w:r>
+        <w:rPr>
+          <w:rFonts w:ascii="Consolas" w:hAnsi="Consolas"/>
+          <w:sz w:val="19"/>
+        </w:rPr>
+        <w:t>[R-PROOF-01]</w:t>
+      </w:r>
+      <w:r>
+        <w:t xml:space="preserve"> plants every error this house claims to catch and requires something to catch it — its first run found that two of the principal's own three named errors were caught by nothing. </w:t>
+      </w:r>
+      <w:r>
+        <w:rPr>
+          <w:rFonts w:ascii="Consolas" w:hAnsi="Consolas"/>
+          <w:sz w:val="19"/>
+        </w:rPr>
+        <w:t>[R-ENF-08]</w:t>
+      </w:r>
+      <w:r>
+        <w:t xml:space="preserve"> closed what that run exposed: a ratchet entry was a TICKER, so a study listed for one known defect was excused from its whole gate, and the very defect a rule had just been adopted on was undetectable on the study that provoked it. </w:t>
+      </w:r>
+      <w:r>
+        <w:rPr>
+          <w:rFonts w:ascii="Consolas" w:hAnsi="Consolas"/>
+          <w:sz w:val="19"/>
+        </w:rPr>
+        <w:t>[R-REPAIR-01]</w:t>
+      </w:r>
+      <w:r>
+        <w:t xml:space="preserve"> exists because detection scales with instruments and repair scales with attention, and only one of those grows when a book goes from twenty-four names to ninety.</w:t>
+      </w:r>
+    </w:p>
+    <w:p>
+      <w:pPr>
+        <w:pStyle w:val="Heading3"/>
+      </w:pPr>
+      <w:r>
+        <w:t>What the seven forensic audits found</w:t>
+      </w:r>
+    </w:p>
+    <w:p>
+      <w:r>
+        <w:t xml:space="preserve">Seven independent audits of seven delivered studies, each rebuilding the workbook from its own inputs before reading the study's answers: </w:t>
+      </w:r>
+      <w:r>
+        <w:rPr>
+          <w:b/>
+        </w:rPr>
+        <w:t>292 findings raised, 292 answered, 254 accepted, none rejected outright.</w:t>
+      </w:r>
+      <w:r>
+        <w:t xml:space="preserve"> Two remedies and one conclusion were declined, each with a receipt from a standing rule.</w:t>
+      </w:r>
+    </w:p>
+    <w:p>
+      <w:r>
+        <w:t xml:space="preserve">The direction is the finding. </w:t>
+      </w:r>
+      <w:r>
+        <w:rPr>
+          <w:b/>
+        </w:rPr>
+        <w:t>Three of the four mechanisms measured understate value</w:t>
+      </w:r>
+      <w:r>
+        <w:t xml:space="preserve"> — a price held flat in nominal dollars while domestic costs escalate at full inflation (four names); the retired terminal identity still running; and studies citing </w:t>
+      </w:r>
+      <w:r>
+        <w:rPr>
+          <w:rFonts w:ascii="Consolas" w:hAnsi="Consolas"/>
+          <w:sz w:val="19"/>
+        </w:rPr>
+        <w:t>[R-VCAL-01]</w:t>
+      </w:r>
+      <w:r>
+        <w:t xml:space="preserve">'s promotion guard as authority to leave a known defect in place. On AMOC, four corrections it does not dispute stack from EGP 11.40 to </w:t>
+      </w:r>
+      <w:r>
+        <w:rPr>
+          <w:b/>
+        </w:rPr>
+        <w:t>14.82</w:t>
+      </w:r>
+      <w:r>
+        <w:t xml:space="preserve"> — from 15.5% below the traded price to 9.8% above it. </w:t>
+      </w:r>
+      <w:r>
+        <w:rPr>
+          <w:b/>
+        </w:rPr>
+        <w:t>TMGH's run the other way</w:t>
+      </w:r>
+      <w:r>
+        <w:t xml:space="preserve">, which is the reason the book is not uniformly too low: it was uniformly </w:t>
+      </w:r>
+      <w:r>
+        <w:rPr>
+          <w:i/>
+        </w:rPr>
+        <w:t>unaudited in one direction</w:t>
+      </w:r>
+      <w:r>
+        <w:t>.</w:t>
+      </w:r>
+    </w:p>
+    <w:p>
+      <w:r>
+        <w:t xml:space="preserve">That third mechanism became </w:t>
+      </w:r>
+      <w:r>
+        <w:rPr>
+          <w:rFonts w:ascii="Consolas" w:hAnsi="Consolas"/>
+          <w:sz w:val="19"/>
+        </w:rPr>
+        <w:t>[R-REBUILD-01 CLAUSE TWO]</w:t>
+      </w:r>
+      <w:r>
+        <w:t>. The guard governs levers promoted from the valuation calibration, not corrections to defects — and the misreading was not one desk's, because this plan's own digest carried it too. Every correction deferred under it raised the value, so an interpretation behaved exactly like a house lean while every individual step in it was defensible.</w:t>
+      </w:r>
+    </w:p>
+    <w:p>
+      <w:pPr>
+        <w:pStyle w:val="Heading3"/>
+      </w:pPr>
+      <w:r>
+        <w:t>What still blocks the nine, precisely</w:t>
+      </w:r>
+    </w:p>
+    <w:p>
+      <w:r>
+        <w:t xml:space="preserve">Criterion 3 is </w:t>
+      </w:r>
+      <w:r>
+        <w:rPr>
+          <w:b/>
+        </w:rPr>
+        <w:t>not met on its Phase 1 clauses</w:t>
+      </w:r>
+      <w:r>
+        <w:t xml:space="preserve">, and the reason is no longer a date. Per </w:t>
+      </w:r>
+      <w:r>
+        <w:rPr>
+          <w:rFonts w:ascii="Consolas" w:hAnsi="Consolas"/>
+          <w:sz w:val="19"/>
+        </w:rPr>
+        <w:t>[R-VCAL-02]</w:t>
+      </w:r>
+      <w:r>
+        <w:t>, clauses A, B, C and F score the method against history and gate Phase 1; clauses D and E score the live forward record, are Phase 2b's subject, and hold nothing. Measured today on the mechanical series:</w:t>
+      </w:r>
+    </w:p>
+    <w:tbl>
+      <w:tblPr>
+        <w:tblStyle w:val="TableGrid"/>
+        <w:tblW w:type="auto" w:w="0"/>
+        <w:jc w:val="center"/>
+        <w:tblLook w:firstColumn="1" w:firstRow="1" w:lastColumn="0" w:lastRow="0" w:noHBand="0" w:noVBand="1" w:val="04A0"/>
+      </w:tblPr>
+      <w:tblGrid>
+        <w:gridCol w:w="3137"/>
+        <w:gridCol w:w="3137"/>
+        <w:gridCol w:w="3137"/>
+      </w:tblGrid>
+      <w:tr>
+        <w:tc>
+          <w:tcPr>
+            <w:tcW w:type="dxa" w:w="3137"/>
+            <w:shd w:val="clear" w:color="auto" w:fill="EDF0F3"/>
+          </w:tcPr>
+          <w:p>
+            <w:r>
+              <w:rPr>
+                <w:b/>
+              </w:rPr>
+            </w:r>
+            <w:r>
+              <w:rPr>
+                <w:b/>
+                <w:sz w:val="18"/>
+              </w:rPr>
+              <w:t>clause</w:t>
+            </w:r>
+          </w:p>
+        </w:tc>
+        <w:tc>
+          <w:tcPr>
+            <w:tcW w:type="dxa" w:w="3137"/>
+            <w:shd w:val="clear" w:color="auto" w:fill="EDF0F3"/>
+          </w:tcPr>
+          <w:p>
+            <w:r>
+              <w:rPr>
+                <w:b/>
+              </w:rPr>
+            </w:r>
+            <w:r>
+              <w:rPr>
+                <w:b/>
+                <w:sz w:val="18"/>
+              </w:rPr>
+              <w:t>state</w:t>
+            </w:r>
+          </w:p>
+        </w:tc>
+        <w:tc>
+          <w:tcPr>
+            <w:tcW w:type="dxa" w:w="3137"/>
+            <w:shd w:val="clear" w:color="auto" w:fill="EDF0F3"/>
+          </w:tcPr>
+          <w:p>
+            <w:r>
+              <w:rPr>
+                <w:b/>
+              </w:rPr>
+            </w:r>
+            <w:r>
+              <w:rPr>
+                <w:b/>
+                <w:sz w:val="18"/>
+              </w:rPr>
+              <w:t>why</w:t>
+            </w:r>
+          </w:p>
+        </w:tc>
+      </w:tr>
+      <w:tr>
+        <w:tc>
+          <w:tcPr>
+            <w:tcW w:type="dxa" w:w="3137"/>
+          </w:tcPr>
+          <w:p>
+            <w:r/>
+            <w:r>
+              <w:rPr>
+                <w:sz w:val="18"/>
+              </w:rPr>
+              <w:t>A — pooled contemporaneous bias covers zero</w:t>
+            </w:r>
+          </w:p>
+        </w:tc>
+        <w:tc>
+          <w:tcPr>
+            <w:tcW w:type="dxa" w:w="3137"/>
+          </w:tcPr>
+          <w:p>
+            <w:r/>
+            <w:r>
+              <w:rPr>
+                <w:sz w:val="18"/>
+              </w:rPr>
+              <w:t>NOT MET</w:t>
+            </w:r>
+          </w:p>
+        </w:tc>
+        <w:tc>
+          <w:tcPr>
+            <w:tcW w:type="dxa" w:w="3137"/>
+          </w:tcPr>
+          <w:p>
+            <w:r/>
+            <w:r>
+              <w:rPr>
+                <w:sz w:val="18"/>
+              </w:rPr>
+              <w:t xml:space="preserve">5 cells, 5 origins, </w:t>
+            </w:r>
+            <w:r>
+              <w:rPr>
+                <w:b/>
+                <w:sz w:val="18"/>
+              </w:rPr>
+              <w:t>1 name</w:t>
+            </w:r>
+          </w:p>
+        </w:tc>
+      </w:tr>
+      <w:tr>
+        <w:tc>
+          <w:tcPr>
+            <w:tcW w:type="dxa" w:w="3137"/>
+          </w:tcPr>
+          <w:p>
+            <w:r/>
+            <w:r>
+              <w:rPr>
+                <w:sz w:val="18"/>
+              </w:rPr>
+              <w:t>B — LONO-stable in sign</w:t>
+            </w:r>
+          </w:p>
+        </w:tc>
+        <w:tc>
+          <w:tcPr>
+            <w:tcW w:type="dxa" w:w="3137"/>
+          </w:tcPr>
+          <w:p>
+            <w:r/>
+            <w:r>
+              <w:rPr>
+                <w:sz w:val="18"/>
+              </w:rPr>
+              <w:t>UNMEASURED</w:t>
+            </w:r>
+          </w:p>
+        </w:tc>
+        <w:tc>
+          <w:tcPr>
+            <w:tcW w:type="dxa" w:w="3137"/>
+          </w:tcPr>
+          <w:p>
+            <w:r/>
+            <w:r>
+              <w:rPr>
+                <w:sz w:val="18"/>
+              </w:rPr>
+              <w:t>one name, so leaving one out leaves nothing to pool</w:t>
+            </w:r>
+          </w:p>
+        </w:tc>
+      </w:tr>
+      <w:tr>
+        <w:tc>
+          <w:tcPr>
+            <w:tcW w:type="dxa" w:w="3137"/>
+          </w:tcPr>
+          <w:p>
+            <w:r/>
+            <w:r>
+              <w:rPr>
+                <w:sz w:val="18"/>
+              </w:rPr>
+              <w:t>C — holds in both eras</w:t>
+            </w:r>
+          </w:p>
+        </w:tc>
+        <w:tc>
+          <w:tcPr>
+            <w:tcW w:type="dxa" w:w="3137"/>
+          </w:tcPr>
+          <w:p>
+            <w:r/>
+            <w:r>
+              <w:rPr>
+                <w:sz w:val="18"/>
+              </w:rPr>
+              <w:t>UNMEASURED</w:t>
+            </w:r>
+          </w:p>
+        </w:tc>
+        <w:tc>
+          <w:tcPr>
+            <w:tcW w:type="dxa" w:w="3137"/>
+          </w:tcPr>
+          <w:p>
+            <w:r/>
+            <w:r>
+              <w:rPr>
+                <w:sz w:val="18"/>
+              </w:rPr>
+              <w:t>one era populated</w:t>
+            </w:r>
+          </w:p>
+        </w:tc>
+      </w:tr>
+      <w:tr>
+        <w:tc>
+          <w:tcPr>
+            <w:tcW w:type="dxa" w:w="3137"/>
+          </w:tcPr>
+          <w:p>
+            <w:r/>
+            <w:r>
+              <w:rPr>
+                <w:sz w:val="18"/>
+              </w:rPr>
+              <w:t>F — residual bias attributed to a named lever</w:t>
+            </w:r>
+          </w:p>
+        </w:tc>
+        <w:tc>
+          <w:tcPr>
+            <w:tcW w:type="dxa" w:w="3137"/>
+          </w:tcPr>
+          <w:p>
+            <w:r/>
+            <w:r>
+              <w:rPr>
+                <w:sz w:val="18"/>
+              </w:rPr>
+              <w:t>follows A</w:t>
+            </w:r>
+          </w:p>
+        </w:tc>
+        <w:tc>
+          <w:tcPr>
+            <w:tcW w:type="dxa" w:w="3137"/>
+          </w:tcPr>
+          <w:p>
+            <w:r/>
+            <w:r>
+              <w:rPr>
+                <w:sz w:val="18"/>
+              </w:rPr>
+              <w:t>—</w:t>
+            </w:r>
+          </w:p>
+        </w:tc>
+      </w:tr>
+    </w:tbl>
+    <w:p/>
+    <w:p>
+      <w:r>
+        <w:rPr>
+          <w:b/>
+        </w:rPr>
+        <w:t>One name is the whole blocker.</w:t>
+      </w:r>
+      <w:r>
+        <w:t xml:space="preserve"> The mechanical series scores 5 cells and drops 28: eleven for want of three consecutive years of capital-spending intensity to the origin, twelve on terminal refusals the sanctioned module is right to make, five on thin projections. The largest class is the data-carry job </w:t>
+      </w:r>
+      <w:r>
+        <w:rPr>
+          <w:rFonts w:ascii="Consolas" w:hAnsi="Consolas"/>
+          <w:sz w:val="19"/>
+        </w:rPr>
+        <w:t>[R-FCAL-01 AMENDED 03-Sep-2026]</w:t>
+      </w:r>
+      <w:r>
+        <w:t xml:space="preserve"> already requires — the valuation-input block at every origin, copied out of filings each run has already parsed cell by cell.</w:t>
+      </w:r>
+    </w:p>
+    <w:p>
+      <w:r>
+        <w:rPr>
+          <w:b/>
+        </w:rPr>
+        <w:t>That is work with a rate, which a date is not.</w:t>
+      </w:r>
+      <w:r>
+        <w:t xml:space="preserve"> It is the one thing standing between nine finished studies and a reader.</w:t>
+      </w:r>
+    </w:p>
+    <w:p>
+      <w:pPr>
+        <w:pStyle w:val="Heading2"/>
+      </w:pPr>
+      <w:r>
+        <w:t>Part J — Register, gate, and the path between them</w:t>
+      </w:r>
+    </w:p>
+    <w:p>
+      <w:r>
+        <w:t>Asked for directly, and it is worth writing down because the two artefacts look similar from outside and are not the same kind of thing at all.</w:t>
+      </w:r>
+    </w:p>
+    <w:p>
+      <w:pPr>
+        <w:pStyle w:val="Heading3"/>
+      </w:pPr>
+      <w:r>
+        <w:t>A gate is arithmetic that refuses</w:t>
+      </w:r>
+    </w:p>
+    <w:p>
+      <w:r>
+        <w:t xml:space="preserve">A gate takes a </w:t>
+      </w:r>
+      <w:r>
+        <w:rPr>
+          <w:b/>
+        </w:rPr>
+        <w:t>population counted somewhere else</w:t>
+      </w:r>
+      <w:r>
+        <w:t xml:space="preserve">, asks one question that can be decided from the repository, and </w:t>
+      </w:r>
+      <w:r>
+        <w:rPr>
+          <w:b/>
+        </w:rPr>
+        <w:t>FAILS</w:t>
+      </w:r>
+      <w:r>
+        <w:t xml:space="preserve"> rather than warning. It binds. Its subject is always something a script can read — a committed record, a delivered file, a set of directories — and where it cannot decide, it must say so rather than guess, because an empty result is not a clean result </w:t>
+      </w:r>
+      <w:r>
+        <w:rPr>
+          <w:rFonts w:ascii="Consolas" w:hAnsi="Consolas"/>
+          <w:sz w:val="19"/>
+        </w:rPr>
+        <w:t>[R-ENF-04]</w:t>
+      </w:r>
+      <w:r>
+        <w:t>.</w:t>
+      </w:r>
+    </w:p>
+    <w:p>
+      <w:r>
+        <w:t>Everything about a gate is designed around one risk: that it reports clean having examined nothing. Hence the population anchoring, the negative control that reinjects every condition, the ratchet that may only shorten, and the rule that a gate runs the instrument rather than counting the file.</w:t>
+      </w:r>
+    </w:p>
+    <w:p>
+      <w:pPr>
+        <w:pStyle w:val="Heading3"/>
+      </w:pPr>
+      <w:r>
+        <w:t>A register is judgement that remembers</w:t>
+      </w:r>
+    </w:p>
+    <w:p>
+      <w:r>
+        <w:t xml:space="preserve">The lessons register is prose: what a study taught us, how far it travels, and what would overturn it. It holds the findings that </w:t>
+      </w:r>
+      <w:r>
+        <w:rPr>
+          <w:b/>
+        </w:rPr>
+        <w:t>cannot</w:t>
+      </w:r>
+      <w:r>
+        <w:t xml:space="preserve"> be decided by a script — scope, direction, what a thing means. It is generated from </w:t>
+      </w:r>
+      <w:r>
+        <w:rPr>
+          <w:rFonts w:ascii="Consolas" w:hAnsi="Consolas"/>
+          <w:sz w:val="19"/>
+        </w:rPr>
+        <w:t>lessons_register.py</w:t>
+      </w:r>
+      <w:r>
+        <w:t xml:space="preserve"> and never hand-edited, for the same reason the as-of stamps are generated: a document that states a fact which moves must not be the thing that remembers it.</w:t>
+      </w:r>
+    </w:p>
+    <w:p>
+      <w:r>
+        <w:rPr>
+          <w:b/>
+        </w:rPr>
+        <w:t>It binds nothing, deliberately, and that is not timidity.</w:t>
+      </w:r>
+      <w:r>
+        <w:t xml:space="preserve"> Sixty-two of its entries are provisional findings resting on one name each; enforcing those is precisely what the promotion rule forbids. A mis-scoped STOCK lesson enforced book-wide is superstition. And a register that can turn the build red is a register people stop writing to honestly — which costs more than it buys, because its value is that it is cheap to write to and expensive to ignore.</w:t>
+      </w:r>
+    </w:p>
+    <w:p>
+      <w:pPr>
+        <w:pStyle w:val="Heading3"/>
+      </w:pPr>
+      <w:r>
+        <w:t>The path between them, and why it needed counting</w:t>
+      </w:r>
+    </w:p>
+    <w:p>
+      <w:r>
+        <w:t xml:space="preserve">A lesson becomes binding by </w:t>
+      </w:r>
+      <w:r>
+        <w:rPr>
+          <w:b/>
+        </w:rPr>
+        <w:t>being made arithmetic</w:t>
+      </w:r>
+      <w:r>
+        <w:t xml:space="preserve"> — rewritten as a test, given a population and a negative control, and adopted as a rule. That conversion is the only route, and until 18 September nobody counted it.</w:t>
+      </w:r>
+    </w:p>
+    <w:p>
+      <w:r>
+        <w:t xml:space="preserve">Measured that day: </w:t>
+      </w:r>
+      <w:r>
+        <w:rPr>
+          <w:b/>
+        </w:rPr>
+        <w:t>19 of 312 lessons reach the binding layer at all — 6.1%.</w:t>
+      </w:r>
+      <w:r>
+        <w:t xml:space="preserve"> This plan's own Part A already contains the evidence for what that costs: </w:t>
+      </w:r>
+      <w:r>
+        <w:rPr>
+          <w:rFonts w:ascii="Consolas" w:hAnsi="Consolas"/>
+          <w:sz w:val="19"/>
+        </w:rPr>
+        <w:t>[L-048]</w:t>
+      </w:r>
+      <w:r>
+        <w:t xml:space="preserve"> and </w:t>
+      </w:r>
+      <w:r>
+        <w:rPr>
+          <w:rFonts w:ascii="Consolas" w:hAnsi="Consolas"/>
+          <w:sz w:val="19"/>
+        </w:rPr>
+        <w:t>[L-055]</w:t>
+      </w:r>
+      <w:r>
+        <w:t xml:space="preserve"> are named in the cause table as </w:t>
+      </w:r>
+      <w:r>
+        <w:rPr>
+          <w:i/>
+        </w:rPr>
+        <w:t>"registered, bind nothing"</w:t>
+      </w:r>
+      <w:r>
+        <w:t>, and both were re-violated by studies delivered afterwards.</w:t>
+      </w:r>
+    </w:p>
+    <w:p>
+      <w:r>
+        <w:rPr>
+          <w:rFonts w:ascii="Consolas" w:hAnsi="Consolas"/>
+          <w:sz w:val="19"/>
+        </w:rPr>
+        <w:t>[R-LESSON-02]</w:t>
+      </w:r>
+      <w:r>
+        <w:t xml:space="preserve"> counts the traffic. Every ALL-scope adopted lesson declares itself from a closed list of three:</w:t>
+      </w:r>
+    </w:p>
+    <w:tbl>
+      <w:tblPr>
+        <w:tblStyle w:val="TableGrid"/>
+        <w:tblW w:type="auto" w:w="0"/>
+        <w:jc w:val="center"/>
+        <w:tblLook w:firstColumn="1" w:firstRow="1" w:lastColumn="0" w:lastRow="0" w:noHBand="0" w:noVBand="1" w:val="04A0"/>
+      </w:tblPr>
+      <w:tblGrid>
+        <w:gridCol w:w="4706"/>
+        <w:gridCol w:w="4706"/>
+      </w:tblGrid>
+      <w:tr>
+        <w:tc>
+          <w:tcPr>
+            <w:tcW w:type="dxa" w:w="4706"/>
+            <w:shd w:val="clear" w:color="auto" w:fill="EDF0F3"/>
+          </w:tcPr>
+          <w:p>
+            <w:r>
+              <w:rPr>
+                <w:b/>
+              </w:rPr>
+            </w:r>
+          </w:p>
+        </w:tc>
+        <w:tc>
+          <w:tcPr>
+            <w:tcW w:type="dxa" w:w="4706"/>
+            <w:shd w:val="clear" w:color="auto" w:fill="EDF0F3"/>
+          </w:tcPr>
+          <w:p>
+            <w:r>
+              <w:rPr>
+                <w:b/>
+              </w:rPr>
+            </w:r>
+          </w:p>
+        </w:tc>
+      </w:tr>
+      <w:tr>
+        <w:tc>
+          <w:tcPr>
+            <w:tcW w:type="dxa" w:w="4706"/>
+          </w:tcPr>
+          <w:p>
+            <w:r/>
+            <w:r>
+              <w:rPr>
+                <w:b/>
+                <w:sz w:val="18"/>
+              </w:rPr>
+              <w:t>enforced</w:t>
+            </w:r>
+          </w:p>
+        </w:tc>
+        <w:tc>
+          <w:tcPr>
+            <w:tcW w:type="dxa" w:w="4706"/>
+          </w:tcPr>
+          <w:p>
+            <w:r/>
+            <w:r>
+              <w:rPr>
+                <w:sz w:val="18"/>
+              </w:rPr>
+              <w:t xml:space="preserve">names a rule id that resolves, or a file on disk — the gate verifies the named thing </w:t>
+            </w:r>
+            <w:r>
+              <w:rPr>
+                <w:b/>
+                <w:sz w:val="18"/>
+              </w:rPr>
+              <w:t>exists</w:t>
+            </w:r>
+          </w:p>
+        </w:tc>
+      </w:tr>
+      <w:tr>
+        <w:tc>
+          <w:tcPr>
+            <w:tcW w:type="dxa" w:w="4706"/>
+          </w:tcPr>
+          <w:p>
+            <w:r/>
+            <w:r>
+              <w:rPr>
+                <w:b/>
+                <w:sz w:val="18"/>
+              </w:rPr>
+              <w:t>prose</w:t>
+            </w:r>
+          </w:p>
+        </w:tc>
+        <w:tc>
+          <w:tcPr>
+            <w:tcW w:type="dxa" w:w="4706"/>
+          </w:tcPr>
+          <w:p>
+            <w:r/>
+            <w:r>
+              <w:rPr>
+                <w:sz w:val="18"/>
+              </w:rPr>
+              <w:t xml:space="preserve">genuinely not expressible as a test, </w:t>
+            </w:r>
+            <w:r>
+              <w:rPr>
+                <w:b/>
+                <w:sz w:val="18"/>
+              </w:rPr>
+              <w:t>with a reason</w:t>
+            </w:r>
+            <w:r>
+              <w:rPr>
+                <w:sz w:val="18"/>
+              </w:rPr>
+              <w:t>; an empty reason has switched the check off</w:t>
+            </w:r>
+          </w:p>
+        </w:tc>
+      </w:tr>
+      <w:tr>
+        <w:tc>
+          <w:tcPr>
+            <w:tcW w:type="dxa" w:w="4706"/>
+          </w:tcPr>
+          <w:p>
+            <w:r/>
+            <w:r>
+              <w:rPr>
+                <w:b/>
+                <w:sz w:val="18"/>
+              </w:rPr>
+              <w:t>outstanding</w:t>
+            </w:r>
+          </w:p>
+        </w:tc>
+        <w:tc>
+          <w:tcPr>
+            <w:tcW w:type="dxa" w:w="4706"/>
+          </w:tcPr>
+          <w:p>
+            <w:r/>
+            <w:r>
+              <w:rPr>
+                <w:sz w:val="18"/>
+              </w:rPr>
+              <w:t xml:space="preserve">testable and not built — </w:t>
+            </w:r>
+            <w:r>
+              <w:rPr>
+                <w:b/>
+                <w:sz w:val="18"/>
+              </w:rPr>
+              <w:t>a debt, not a defect</w:t>
+            </w:r>
+          </w:p>
+        </w:tc>
+      </w:tr>
+    </w:tbl>
+    <w:p/>
+    <w:p>
+      <w:r>
+        <w:rPr>
+          <w:rFonts w:ascii="Consolas" w:hAnsi="Consolas"/>
+          <w:sz w:val="19"/>
+        </w:rPr>
+        <w:t>outstanding</w:t>
+      </w:r>
+      <w:r>
+        <w:t xml:space="preserve"> is printed rather than failed on, and that is the design decision the rule turns on: a gate refusing it would push a lesson to be declared prose to stay green, which is the opposite of what the instrument measures. The ratchet stands at 211 and </w:t>
+      </w:r>
+      <w:r>
+        <w:rPr>
+          <w:b/>
+        </w:rPr>
+        <w:t>is the work order</w:t>
+      </w:r>
+      <w:r>
+        <w:t xml:space="preserve"> — it may only shorten, and a lesson added afterwards with no declaration is a new breach.</w:t>
+      </w:r>
+    </w:p>
+    <w:p>
+      <w:r>
+        <w:rPr>
+          <w:b/>
+        </w:rPr>
+        <w:t>What the gate checks is the easier half and it says so.</w:t>
+      </w:r>
+      <w:r>
+        <w:t xml:space="preserve"> It verifies that a lesson claiming enforcement names something that exists. It does </w:t>
+      </w:r>
+      <w:r>
+        <w:rPr>
+          <w:b/>
+        </w:rPr>
+        <w:t>not</w:t>
+      </w:r>
+      <w:r>
+        <w:t xml:space="preserve"> verify that the named thing binds that lesson, which is judgement — and a gate asserting it would be making a claim it cannot support. The half it does check still catches the rot that matters: a rule retired or a module deleted leaves a lesson reading as enforced while nothing enforces it.</w:t>
+      </w:r>
+    </w:p>
+    <w:p>
+      <w:pPr>
+        <w:pStyle w:val="Heading3"/>
+      </w:pPr>
+      <w:r>
+        <w:t>The general lesson, which is not about lessons</w:t>
+      </w:r>
+    </w:p>
+    <w:p>
+      <w:r>
+        <w:rPr>
+          <w:b/>
+        </w:rPr>
+        <w:t>A record and an enforcement layer need a counted path between them, or the record becomes a place findings go to be safe.</w:t>
+      </w:r>
+      <w:r>
+        <w:t xml:space="preserve"> Both artefacts here were working exactly as designed — the register honest and cheap to write to, the gates arithmetic and binding. The traffic between them was nobody's subject, so it ran at six per cent and no instrument would have noticed if it had run at nothing.</w:t>
+      </w:r>
+    </w:p>
+    <w:p>
+      <w:r>
+        <w:t>Where a process has two halves and only one of them binds, count what crosses.</w:t>
       </w:r>
     </w:p>
     <w:sectPr>
@@ -16776,6 +19241,12 @@
     </w:lvlOverride>
   </w:num>
   <w:num w:numId="11">
+    <w:abstractNumId w:val="7"/>
+    <w:lvlOverride w:ilvl="0">
+      <w:startOverride w:val="1"/>
+    </w:lvlOverride>
+  </w:num>
+  <w:num w:numId="12">
     <w:abstractNumId w:val="7"/>
     <w:lvlOverride w:ilvl="0">
       <w:startOverride w:val="1"/>

--- a/engine/method_reassessment/Fundamental_Method_Reassessment_02-09-2026.docx
+++ b/engine/method_reassessment/Fundamental_Method_Reassessment_02-09-2026.docx
@@ -18998,6 +18998,1125 @@
     <w:p>
       <w:r>
         <w:t>Where a process has two halves and only one of them binds, count what crosses.</w:t>
+      </w:r>
+    </w:p>
+    <w:p>
+      <w:pPr>
+        <w:pStyle w:val="Heading2"/>
+      </w:pPr>
+      <w:r>
+        <w:t>Part K — The night of 18 September: what the backtest turned out to be</w:t>
+      </w:r>
+    </w:p>
+    <w:p>
+      <w:r>
+        <w:t>Part I closed with the five remaining assessments done and the implementation pass outstanding. This is what happened when the calibration was actually run.</w:t>
+      </w:r>
+    </w:p>
+    <w:p>
+      <w:pPr>
+        <w:pStyle w:val="Heading3"/>
+      </w:pPr>
+      <w:r>
+        <w:t>The instrument does not rebuild the construction it grades</w:t>
+      </w:r>
+    </w:p>
+    <w:p>
+      <w:r>
+        <w:t>Series (a) — the mechanical fair value, the thing criterion 3's clause A is computed on — was producing cells. Six on PHDC at +58% to +404% against the price it was struck at, one on PHAR at −175%. Asking why produced the finding of the night, in two steps.</w:t>
+      </w:r>
+    </w:p>
+    <w:p>
+      <w:r>
+        <w:rPr>
+          <w:b/>
+        </w:rPr>
+        <w:t>First, every cell breached a standing rule.</w:t>
+      </w:r>
+      <w:r>
+        <w:t xml:space="preserve"> </w:t>
+      </w:r>
+      <w:r>
+        <w:rPr>
+          <w:rFonts w:ascii="Consolas" w:hAnsi="Consolas"/>
+          <w:sz w:val="19"/>
+        </w:rPr>
+        <w:t>[R-MACRO-01]</w:t>
+      </w:r>
+      <w:r>
+        <w:t xml:space="preserve"> has required since 2 September — four days </w:t>
+      </w:r>
+      <w:r>
+        <w:rPr>
+          <w:i/>
+        </w:rPr>
+        <w:t>before</w:t>
+      </w:r>
+      <w:r>
+        <w:t xml:space="preserve"> the declaration that sealed this lens — that an explicit window run until growth is within 2pp of the terminal, </w:t>
+      </w:r>
+      <w:r>
+        <w:rPr>
+          <w:i/>
+        </w:rPr>
+        <w:t>"or the terminal capitalises a rate the model never reached"</w:t>
+      </w:r>
+      <w:r>
+        <w:t>. Measured on all seven cells the lens had ever scored:</w:t>
+      </w:r>
+    </w:p>
+    <w:tbl>
+      <w:tblPr>
+        <w:tblStyle w:val="TableGrid"/>
+        <w:tblW w:type="auto" w:w="0"/>
+        <w:jc w:val="center"/>
+        <w:tblLayout w:type="fixed"/>
+        <w:tblLook w:firstColumn="1" w:firstRow="1" w:lastColumn="0" w:lastRow="0" w:noHBand="0" w:noVBand="1" w:val="04A0"/>
+      </w:tblPr>
+      <w:tblGrid>
+        <w:gridCol w:w="454"/>
+        <w:gridCol w:w="3515"/>
+        <w:gridCol w:w="1134"/>
+        <w:gridCol w:w="2211"/>
+        <w:gridCol w:w="2098"/>
+      </w:tblGrid>
+      <w:tr>
+        <w:tc>
+          <w:tcPr>
+            <w:tcW w:type="dxa" w:w="454"/>
+            <w:shd w:val="clear" w:color="auto" w:fill="EDF0F3"/>
+          </w:tcPr>
+          <w:p>
+            <w:r>
+              <w:rPr>
+                <w:b/>
+              </w:rPr>
+            </w:r>
+            <w:r>
+              <w:rPr>
+                <w:b/>
+                <w:sz w:val="16"/>
+              </w:rPr>
+              <w:t>cell</w:t>
+            </w:r>
+          </w:p>
+        </w:tc>
+        <w:tc>
+          <w:tcPr>
+            <w:tcW w:type="dxa" w:w="3515"/>
+            <w:shd w:val="clear" w:color="auto" w:fill="EDF0F3"/>
+          </w:tcPr>
+          <w:p>
+            <w:r>
+              <w:rPr>
+                <w:b/>
+              </w:rPr>
+            </w:r>
+            <w:r>
+              <w:rPr>
+                <w:b/>
+                <w:sz w:val="16"/>
+              </w:rPr>
+              <w:t>growth at the last explicit year</w:t>
+            </w:r>
+          </w:p>
+        </w:tc>
+        <w:tc>
+          <w:tcPr>
+            <w:tcW w:type="dxa" w:w="1134"/>
+            <w:shd w:val="clear" w:color="auto" w:fill="EDF0F3"/>
+          </w:tcPr>
+          <w:p>
+            <w:r>
+              <w:rPr>
+                <w:b/>
+              </w:rPr>
+            </w:r>
+            <w:r>
+              <w:rPr>
+                <w:b/>
+                <w:sz w:val="16"/>
+              </w:rPr>
+              <w:t>terminal</w:t>
+            </w:r>
+          </w:p>
+        </w:tc>
+        <w:tc>
+          <w:tcPr>
+            <w:tcW w:type="dxa" w:w="2211"/>
+            <w:shd w:val="clear" w:color="auto" w:fill="EDF0F3"/>
+          </w:tcPr>
+          <w:p>
+            <w:r>
+              <w:rPr>
+                <w:b/>
+              </w:rPr>
+            </w:r>
+            <w:r>
+              <w:rPr>
+                <w:b/>
+                <w:sz w:val="16"/>
+              </w:rPr>
+              <w:t>gap</w:t>
+            </w:r>
+          </w:p>
+        </w:tc>
+        <w:tc>
+          <w:tcPr>
+            <w:tcW w:type="dxa" w:w="2098"/>
+            <w:shd w:val="clear" w:color="auto" w:fill="EDF0F3"/>
+          </w:tcPr>
+          <w:p>
+            <w:r>
+              <w:rPr>
+                <w:b/>
+              </w:rPr>
+            </w:r>
+            <w:r>
+              <w:rPr>
+                <w:b/>
+                <w:sz w:val="16"/>
+              </w:rPr>
+              <w:t>terminal share of EV</w:t>
+            </w:r>
+          </w:p>
+        </w:tc>
+      </w:tr>
+      <w:tr>
+        <w:tc>
+          <w:tcPr>
+            <w:tcW w:type="dxa" w:w="454"/>
+          </w:tcPr>
+          <w:p>
+            <w:r/>
+            <w:r>
+              <w:rPr>
+                <w:sz w:val="16"/>
+              </w:rPr>
+              <w:t>PHAR 2023</w:t>
+            </w:r>
+          </w:p>
+        </w:tc>
+        <w:tc>
+          <w:tcPr>
+            <w:tcW w:type="dxa" w:w="3515"/>
+          </w:tcPr>
+          <w:p>
+            <w:r/>
+            <w:r>
+              <w:rPr>
+                <w:sz w:val="16"/>
+              </w:rPr>
+              <w:t>22.1%</w:t>
+            </w:r>
+          </w:p>
+        </w:tc>
+        <w:tc>
+          <w:tcPr>
+            <w:tcW w:type="dxa" w:w="1134"/>
+          </w:tcPr>
+          <w:p>
+            <w:r/>
+            <w:r>
+              <w:rPr>
+                <w:sz w:val="16"/>
+              </w:rPr>
+              <w:t>9.5%</w:t>
+            </w:r>
+          </w:p>
+        </w:tc>
+        <w:tc>
+          <w:tcPr>
+            <w:tcW w:type="dxa" w:w="2211"/>
+          </w:tcPr>
+          <w:p>
+            <w:r/>
+            <w:r>
+              <w:rPr>
+                <w:sz w:val="16"/>
+              </w:rPr>
+              <w:t>12.6pp</w:t>
+            </w:r>
+          </w:p>
+        </w:tc>
+        <w:tc>
+          <w:tcPr>
+            <w:tcW w:type="dxa" w:w="2098"/>
+          </w:tcPr>
+          <w:p>
+            <w:r/>
+            <w:r>
+              <w:rPr>
+                <w:b/>
+                <w:sz w:val="16"/>
+              </w:rPr>
+              <w:t>1820%</w:t>
+            </w:r>
+          </w:p>
+        </w:tc>
+      </w:tr>
+      <w:tr>
+        <w:tc>
+          <w:tcPr>
+            <w:tcW w:type="dxa" w:w="454"/>
+          </w:tcPr>
+          <w:p>
+            <w:r/>
+            <w:r>
+              <w:rPr>
+                <w:sz w:val="16"/>
+              </w:rPr>
+              <w:t>PHDC 2018</w:t>
+            </w:r>
+          </w:p>
+        </w:tc>
+        <w:tc>
+          <w:tcPr>
+            <w:tcW w:type="dxa" w:w="3515"/>
+          </w:tcPr>
+          <w:p>
+            <w:r/>
+            <w:r>
+              <w:rPr>
+                <w:sz w:val="16"/>
+              </w:rPr>
+              <w:t>22.6%</w:t>
+            </w:r>
+          </w:p>
+        </w:tc>
+        <w:tc>
+          <w:tcPr>
+            <w:tcW w:type="dxa" w:w="1134"/>
+          </w:tcPr>
+          <w:p>
+            <w:r/>
+            <w:r>
+              <w:rPr>
+                <w:sz w:val="16"/>
+              </w:rPr>
+              <w:t>7.0%</w:t>
+            </w:r>
+          </w:p>
+        </w:tc>
+        <w:tc>
+          <w:tcPr>
+            <w:tcW w:type="dxa" w:w="2211"/>
+          </w:tcPr>
+          <w:p>
+            <w:r/>
+            <w:r>
+              <w:rPr>
+                <w:sz w:val="16"/>
+              </w:rPr>
+              <w:t>15.6pp</w:t>
+            </w:r>
+          </w:p>
+        </w:tc>
+        <w:tc>
+          <w:tcPr>
+            <w:tcW w:type="dxa" w:w="2098"/>
+          </w:tcPr>
+          <w:p>
+            <w:r/>
+            <w:r>
+              <w:rPr>
+                <w:sz w:val="16"/>
+              </w:rPr>
+              <w:t>125%</w:t>
+            </w:r>
+          </w:p>
+        </w:tc>
+      </w:tr>
+      <w:tr>
+        <w:tc>
+          <w:tcPr>
+            <w:tcW w:type="dxa" w:w="454"/>
+          </w:tcPr>
+          <w:p>
+            <w:r/>
+            <w:r>
+              <w:rPr>
+                <w:sz w:val="16"/>
+              </w:rPr>
+              <w:t>PHDC 2019</w:t>
+            </w:r>
+          </w:p>
+        </w:tc>
+        <w:tc>
+          <w:tcPr>
+            <w:tcW w:type="dxa" w:w="3515"/>
+          </w:tcPr>
+          <w:p>
+            <w:r/>
+            <w:r>
+              <w:rPr>
+                <w:sz w:val="16"/>
+              </w:rPr>
+              <w:t>20.7%</w:t>
+            </w:r>
+          </w:p>
+        </w:tc>
+        <w:tc>
+          <w:tcPr>
+            <w:tcW w:type="dxa" w:w="1134"/>
+          </w:tcPr>
+          <w:p>
+            <w:r/>
+            <w:r>
+              <w:rPr>
+                <w:sz w:val="16"/>
+              </w:rPr>
+              <w:t>7.1%</w:t>
+            </w:r>
+          </w:p>
+        </w:tc>
+        <w:tc>
+          <w:tcPr>
+            <w:tcW w:type="dxa" w:w="2211"/>
+          </w:tcPr>
+          <w:p>
+            <w:r/>
+            <w:r>
+              <w:rPr>
+                <w:sz w:val="16"/>
+              </w:rPr>
+              <w:t>13.6pp</w:t>
+            </w:r>
+          </w:p>
+        </w:tc>
+        <w:tc>
+          <w:tcPr>
+            <w:tcW w:type="dxa" w:w="2098"/>
+          </w:tcPr>
+          <w:p>
+            <w:r/>
+            <w:r>
+              <w:rPr>
+                <w:sz w:val="16"/>
+              </w:rPr>
+              <w:t>108%</w:t>
+            </w:r>
+          </w:p>
+        </w:tc>
+      </w:tr>
+      <w:tr>
+        <w:tc>
+          <w:tcPr>
+            <w:tcW w:type="dxa" w:w="454"/>
+          </w:tcPr>
+          <w:p>
+            <w:r/>
+            <w:r>
+              <w:rPr>
+                <w:sz w:val="16"/>
+              </w:rPr>
+              <w:t>PHDC 2020</w:t>
+            </w:r>
+          </w:p>
+        </w:tc>
+        <w:tc>
+          <w:tcPr>
+            <w:tcW w:type="dxa" w:w="3515"/>
+          </w:tcPr>
+          <w:p>
+            <w:r/>
+            <w:r>
+              <w:rPr>
+                <w:sz w:val="16"/>
+              </w:rPr>
+              <w:t>12.1%</w:t>
+            </w:r>
+          </w:p>
+        </w:tc>
+        <w:tc>
+          <w:tcPr>
+            <w:tcW w:type="dxa" w:w="1134"/>
+          </w:tcPr>
+          <w:p>
+            <w:r/>
+            <w:r>
+              <w:rPr>
+                <w:sz w:val="16"/>
+              </w:rPr>
+              <w:t>8.2%</w:t>
+            </w:r>
+          </w:p>
+        </w:tc>
+        <w:tc>
+          <w:tcPr>
+            <w:tcW w:type="dxa" w:w="2211"/>
+          </w:tcPr>
+          <w:p>
+            <w:r/>
+            <w:r>
+              <w:rPr>
+                <w:b/>
+                <w:sz w:val="16"/>
+              </w:rPr>
+              <w:t>3.8pp</w:t>
+            </w:r>
+          </w:p>
+        </w:tc>
+        <w:tc>
+          <w:tcPr>
+            <w:tcW w:type="dxa" w:w="2098"/>
+          </w:tcPr>
+          <w:p>
+            <w:r/>
+            <w:r>
+              <w:rPr>
+                <w:sz w:val="16"/>
+              </w:rPr>
+              <w:t>102%</w:t>
+            </w:r>
+          </w:p>
+        </w:tc>
+      </w:tr>
+    </w:tbl>
+    <w:p/>
+    <w:p>
+      <w:r>
+        <w:t xml:space="preserve">All seven. The best is 3.8pp against a bound of 2pp. Six of seven carry a terminal worth </w:t>
+      </w:r>
+      <w:r>
+        <w:rPr>
+          <w:b/>
+        </w:rPr>
+        <w:t>more than the whole enterprise value</w:t>
+      </w:r>
+      <w:r>
+        <w:t xml:space="preserve">, which is to say an explicit window contributing nothing or less: PHDC 2019's five explicit years have a present value of </w:t>
+      </w:r>
+      <w:r>
+        <w:rPr>
+          <w:b/>
+        </w:rPr>
+        <w:t>−EGP 2.28bn</w:t>
+      </w:r>
+      <w:r>
+        <w:t xml:space="preserve"> against a terminal of </w:t>
+      </w:r>
+      <w:r>
+        <w:rPr>
+          <w:b/>
+        </w:rPr>
+        <w:t>+EGP 32.52bn</w:t>
+      </w:r>
+      <w:r>
+        <w:t>.</w:t>
+      </w:r>
+    </w:p>
+    <w:p>
+      <w:r>
+        <w:rPr>
+          <w:b/>
+        </w:rPr>
+        <w:t>Second, and this is the part that matters:</w:t>
+      </w:r>
+      <w:r>
+        <w:t xml:space="preserve"> every delivered study that commits the record converges </w:t>
+      </w:r>
+      <w:r>
+        <w:rPr>
+          <w:i/>
+        </w:rPr>
+        <w:t>exactly</w:t>
+      </w:r>
+      <w:r>
+        <w:t xml:space="preserve"> to its terminal — </w:t>
+      </w:r>
+      <w:r>
+        <w:rPr>
+          <w:b/>
+        </w:rPr>
+        <w:t>PHDC on fifteen explicit years, TMGH on ten</w:t>
+      </w:r>
+      <w:r>
+        <w:t xml:space="preserve">, the rest on five. The lens runs </w:t>
+      </w:r>
+      <w:r>
+        <w:rPr>
+          <w:b/>
+        </w:rPr>
+        <w:t>five for every name</w:t>
+      </w:r>
+      <w:r>
+        <w:t xml:space="preserve">, because its sealed declaration fixes the window at the walk-forward's own horizons 1–5 and says in terms that it </w:t>
+      </w:r>
+      <w:r>
+        <w:rPr>
+          <w:i/>
+        </w:rPr>
+        <w:t>"is not re-derived here"</w:t>
+      </w:r>
+      <w:r>
+        <w:t>.</w:t>
+      </w:r>
+    </w:p>
+    <w:p>
+      <w:r>
+        <w:t>So on PHDC the instrument rebuilds a fifteen-year construction on five years. Same drivers, same statements, same point-in-time archive, same sanctioned terminal module — and a third of the answer.</w:t>
+      </w:r>
+    </w:p>
+    <w:p>
+      <w:r>
+        <w:rPr>
+          <w:rFonts w:ascii="Consolas" w:hAnsi="Consolas"/>
+          <w:sz w:val="19"/>
+        </w:rPr>
+        <w:t>[R-VCAL-01]</w:t>
+      </w:r>
+      <w:r>
+        <w:t xml:space="preserve"> states its own falsifier: </w:t>
+      </w:r>
+      <w:r>
+        <w:rPr>
+          <w:i/>
+        </w:rPr>
+        <w:t>if the mechanically rebuilt series turns out not to resemble the as-delivered one, this calibration is grading a method the house does not use.</w:t>
+      </w:r>
+      <w:r>
+        <w:t xml:space="preserve"> That falsifier anticipated a statistical comparison over a long record. </w:t>
+      </w:r>
+      <w:r>
+        <w:rPr>
+          <w:b/>
+        </w:rPr>
+        <w:t>What arrived is structural and stronger.</w:t>
+      </w:r>
+    </w:p>
+    <w:p>
+      <w:pPr>
+        <w:pStyle w:val="Heading3"/>
+      </w:pPr>
+      <w:r>
+        <w:t>Why the mechanical paths do not converge, and the route that does</w:t>
+      </w:r>
+    </w:p>
+    <w:p>
+      <w:r>
+        <w:t xml:space="preserve">The walk-forward projectors escalate on </w:t>
+      </w:r>
+      <w:r>
+        <w:rPr>
+          <w:rFonts w:ascii="Consolas" w:hAnsi="Consolas"/>
+          <w:sz w:val="19"/>
+        </w:rPr>
+        <w:t>(1 + cpi(origin)) ** h</w:t>
+      </w:r>
+      <w:r>
+        <w:t xml:space="preserve"> — the </w:t>
+      </w:r>
+      <w:r>
+        <w:rPr>
+          <w:b/>
+        </w:rPr>
+        <w:t>last published</w:t>
+      </w:r>
+      <w:r>
+        <w:t xml:space="preserve"> inflation print, compounded flat at every horizon. At a 31-December-2019 Egyptian origin that is 13.87% for five straight years, arriving at a 7% terminal still growing at four times it. The house's studies converge because their escalators sit on a </w:t>
+      </w:r>
+      <w:r>
+        <w:rPr>
+          <w:b/>
+        </w:rPr>
+        <w:t>declining ladder</w:t>
+      </w:r>
+      <w:r>
+        <w:t>.</w:t>
+      </w:r>
+    </w:p>
+    <w:p>
+      <w:r>
+        <w:rPr>
+          <w:b/>
+        </w:rPr>
+        <w:t>Point-in-time discipline forbids foresight, not a declining forecast</w:t>
+      </w:r>
+      <w:r>
+        <w:t xml:space="preserve"> — and a forecast published at the origin was known at the origin. </w:t>
+      </w:r>
+      <w:r>
+        <w:rPr>
+          <w:rFonts w:ascii="Consolas" w:hAnsi="Consolas"/>
+          <w:sz w:val="19"/>
+        </w:rPr>
+        <w:t>engine/macro_history/</w:t>
+      </w:r>
+      <w:r>
+        <w:t xml:space="preserve"> already holds eleven IMF World Economic Outlook vintages for Egypt, each with its file name and sha256. The October 2019 edition projects:</w:t>
+      </w:r>
+    </w:p>
+    <w:p>
+      <w:pPr>
+        <w:ind w:left="454"/>
+        <w:pBdr>
+          <w:left w:val="single" w:sz="12" w:color="8F7326" w:space="8"/>
+        </w:pBdr>
+      </w:pPr>
+      <w:r>
+        <w:rPr>
+          <w:b/>
+        </w:rPr>
+        <w:t>13.866 → 9.965 → 7.217 → 7.011 → 7.002 → 7.078</w:t>
+      </w:r>
+    </w:p>
+    <w:p>
+      <w:r>
+        <w:t>It converges to the house terminal by year three, on its own, with no fade and no free parameter.</w:t>
+      </w:r>
+    </w:p>
+    <w:p>
+      <w:pPr>
+        <w:pStyle w:val="Heading3"/>
+      </w:pPr>
+      <w:r>
+        <w:t>What was not done, and why that is the discipline</w:t>
+      </w:r>
+    </w:p>
+    <w:p>
+      <w:r>
+        <w:rPr>
+          <w:b/>
+        </w:rPr>
+        <w:t>The lens was not rebuilt on that ladder.</w:t>
+      </w:r>
+      <w:r>
+        <w:t xml:space="preserve"> The pre-registration's whole claim on credibility is an ordering of commits — written, hashed and committed before any figure existed, so </w:t>
+      </w:r>
+      <w:r>
+        <w:rPr>
+          <w:i/>
+        </w:rPr>
+        <w:t>"no lever was fitted to the gap"</w:t>
+      </w:r>
+      <w:r>
+        <w:t xml:space="preserve"> is a fact about topology rather than an assurance, and </w:t>
+      </w:r>
+      <w:r>
+        <w:rPr>
+          <w:rFonts w:ascii="Consolas" w:hAnsi="Consolas"/>
+          <w:sz w:val="19"/>
+        </w:rPr>
+        <w:t>check_valuation_calibration.py</w:t>
+      </w:r>
+      <w:r>
+        <w:t xml:space="preserve"> reads that topology precisely to catch a design that followed its results. A declaration written now is written with the gap in full view.</w:t>
+      </w:r>
+    </w:p>
+    <w:p>
+      <w:r>
+        <w:t xml:space="preserve">It is registered instead, as </w:t>
+      </w:r>
+      <w:r>
+        <w:rPr>
+          <w:rFonts w:ascii="Consolas" w:hAnsi="Consolas"/>
+          <w:sz w:val="19"/>
+        </w:rPr>
+        <w:t>mechanical-lens-window-reseal</w:t>
+      </w:r>
+      <w:r>
+        <w:t xml:space="preserve"> in </w:t>
+      </w:r>
+      <w:r>
+        <w:rPr>
+          <w:rFonts w:ascii="Consolas" w:hAnsi="Consolas"/>
+          <w:sz w:val="19"/>
+        </w:rPr>
+        <w:t>engine/escalations.json</w:t>
+      </w:r>
+      <w:r>
+        <w:t xml:space="preserve">, with five climbed routes, the measurement, a recommendation, a default and a date. </w:t>
+      </w:r>
+      <w:r>
+        <w:rPr>
+          <w:b/>
+        </w:rPr>
+        <w:t>The recommendation is to re-seal, and to say in the new declaration that it was written after the old one was measured</w:t>
+      </w:r>
+      <w:r>
+        <w:t xml:space="preserve"> — which is the only honest way to do it.</w:t>
+      </w:r>
+    </w:p>
+    <w:p>
+      <w:r>
+        <w:rPr>
+          <w:b/>
+        </w:rPr>
+        <w:t>What this costs is stated rather than discovered later:</w:t>
+      </w:r>
+      <w:r>
+        <w:t xml:space="preserve"> criterion 3's clause A moves from NOT MET to </w:t>
+      </w:r>
+      <w:r>
+        <w:rPr>
+          <w:b/>
+        </w:rPr>
+        <w:t>UNMEASURED</w:t>
+      </w:r>
+      <w:r>
+        <w:t xml:space="preserve">, with B, C and F. That is not a softening. A verdict reached on five cells built on a forbidden construction is a false verdict. Phase 1 does not close either way, so </w:t>
+      </w:r>
+      <w:r>
+        <w:rPr>
+          <w:b/>
+        </w:rPr>
+        <w:t>no publish decision changed and no fair value moved</w:t>
+      </w:r>
+      <w:r>
+        <w:t>.</w:t>
+      </w:r>
+    </w:p>
+    <w:p>
+      <w:pPr>
+        <w:pStyle w:val="Heading3"/>
+      </w:pPr>
+      <w:r>
+        <w:t>Four instruments had to be corrected to report that state at all</w:t>
+      </w:r>
+    </w:p>
+    <w:p>
+      <w:r>
+        <w:t>Each a small instance of one species — a reporter that cannot express the answer it now has:</w:t>
+      </w:r>
+    </w:p>
+    <w:p>
+      <w:pPr>
+        <w:pStyle w:val="ListNumber"/>
+        <w:numPr>
+          <w:ilvl w:val="0"/>
+          <w:numId w:val="13"/>
+        </w:numPr>
+      </w:pPr>
+      <w:r>
+        <w:rPr>
+          <w:rFonts w:ascii="Consolas" w:hAnsi="Consolas"/>
+          <w:sz w:val="19"/>
+        </w:rPr>
+        <w:t>criterion3.clause_a</w:t>
+      </w:r>
+      <w:r>
+        <w:t xml:space="preserve"> </w:t>
+      </w:r>
+      <w:r>
+        <w:rPr>
+          <w:b/>
+        </w:rPr>
+        <w:t>crashed</w:t>
+      </w:r>
+      <w:r>
+        <w:t xml:space="preserve"> on an empty series.</w:t>
+      </w:r>
+    </w:p>
+    <w:p>
+      <w:pPr>
+        <w:pStyle w:val="ListNumber"/>
+        <w:numPr>
+          <w:ilvl w:val="0"/>
+          <w:numId w:val="13"/>
+        </w:numPr>
+      </w:pPr>
+      <w:r>
+        <w:t xml:space="preserve">Its verdict line collapsed </w:t>
+      </w:r>
+      <w:r>
+        <w:rPr>
+          <w:rFonts w:ascii="Consolas" w:hAnsi="Consolas"/>
+          <w:sz w:val="19"/>
+        </w:rPr>
+        <w:t>None</w:t>
+      </w:r>
+      <w:r>
+        <w:t xml:space="preserve"> onto NOT MET — three states printed as two, in the</w:t>
+      </w:r>
+    </w:p>
+    <w:p>
+      <w:r>
+        <w:t xml:space="preserve">   clause that gates Phase 1 hardest. B and C already printed all three.</w:t>
+      </w:r>
+    </w:p>
+    <w:p>
+      <w:pPr>
+        <w:pStyle w:val="ListNumber"/>
+        <w:numPr>
+          <w:ilvl w:val="0"/>
+          <w:numId w:val="14"/>
+        </w:numPr>
+      </w:pPr>
+      <w:r>
+        <w:rPr>
+          <w:rFonts w:ascii="Consolas" w:hAnsi="Consolas"/>
+          <w:sz w:val="19"/>
+        </w:rPr>
+        <w:t>score_cashflow</w:t>
+      </w:r>
+      <w:r>
+        <w:t xml:space="preserve"> printed </w:t>
+      </w:r>
+      <w:r>
+        <w:rPr>
+          <w:rFonts w:ascii="Consolas" w:hAnsi="Consolas"/>
+          <w:sz w:val="19"/>
+        </w:rPr>
+        <w:t>WHY 28 OF 33 READY CELLS</w:t>
+      </w:r>
+      <w:r>
+        <w:t xml:space="preserve"> as a </w:t>
+      </w:r>
+      <w:r>
+        <w:rPr>
+          <w:b/>
+        </w:rPr>
+        <w:t>typed literal</w:t>
+      </w:r>
+      <w:r>
+        <w:t>, through</w:t>
+      </w:r>
+    </w:p>
+    <w:p>
+      <w:r>
+        <w:t xml:space="preserve">   two population changes, in the calibration's own reporter.</w:t>
+      </w:r>
+    </w:p>
+    <w:p>
+      <w:pPr>
+        <w:pStyle w:val="ListNumber"/>
+        <w:numPr>
+          <w:ilvl w:val="0"/>
+          <w:numId w:val="15"/>
+        </w:numPr>
+      </w:pPr>
+      <w:r>
+        <w:t xml:space="preserve">Its drop taxonomy filed the new refusal under </w:t>
+      </w:r>
+      <w:r>
+        <w:rPr>
+          <w:rFonts w:ascii="Consolas" w:hAnsi="Consolas"/>
+          <w:sz w:val="19"/>
+        </w:rPr>
+        <w:t>other</w:t>
+      </w:r>
+      <w:r>
+        <w:t>, where the **largest cause in</w:t>
+      </w:r>
+    </w:p>
+    <w:p>
+      <w:r>
+        <w:t xml:space="preserve">   the table</w:t>
+      </w:r>
+      <w:r>
+        <w:rPr>
+          <w:b/>
+        </w:rPr>
+        <w:t xml:space="preserve"> would have been invisible; and the narrative beneath asserted *"the    largest class is a DATA-CARRY job"* as prose beside a computed table. It is now    </w:t>
+      </w:r>
+      <w:r>
+        <w:t>selected by** the table. The reading it had been carrying was the comfortable one:    work with a rate, owed by nobody's method.</w:t>
+      </w:r>
+    </w:p>
+    <w:p>
+      <w:pPr>
+        <w:pStyle w:val="Heading3"/>
+      </w:pPr>
+      <w:r>
+        <w:t>Beside it, three shared defects closed and one counted</w:t>
+      </w:r>
+    </w:p>
+    <w:p>
+      <w:pPr>
+        <w:pStyle w:val="ListBullet"/>
+      </w:pPr>
+      <w:r>
+        <w:rPr>
+          <w:b/>
+        </w:rPr>
+        <w:t>The terminal equity risk premium.</w:t>
+      </w:r>
+      <w:r>
+        <w:t xml:space="preserve"> Five of seven macro paths cite Damodaran with a</w:t>
+      </w:r>
+    </w:p>
+    <w:p>
+      <w:r>
+        <w:t xml:space="preserve">  publication date and hold the published ERP flat; AE holds it flat and says so. </w:t>
+      </w:r>
+      <w:r>
+        <w:rPr>
+          <w:b/>
+        </w:rPr>
+        <w:t>Egypt   alone normalises</w:t>
+      </w:r>
+      <w:r>
+        <w:t xml:space="preserve">, on a source field that names no institution, no date and no   identity — retiring 2.41 to 6.94 points of country risk, and it is the one convention   in the book running the </w:t>
+      </w:r>
+      <w:r>
+        <w:rPr>
+          <w:b/>
+        </w:rPr>
+        <w:t>optimistic</w:t>
+      </w:r>
+      <w:r>
+        <w:t xml:space="preserve"> way. The validator now requires a declared basis   from a closed list; the decision to change the number is registered, not taken.</w:t>
+      </w:r>
+    </w:p>
+    <w:p>
+      <w:pPr>
+        <w:pStyle w:val="ListBullet"/>
+      </w:pPr>
+      <w:r>
+        <w:rPr>
+          <w:b/>
+        </w:rPr>
+        <w:t>The delivered bibliography.</w:t>
+      </w:r>
+      <w:r>
+        <w:t xml:space="preserve"> The source gate read the committed register, where</w:t>
+      </w:r>
+    </w:p>
+    <w:p>
+      <w:r>
+        <w:t xml:space="preserve">  every source names a filing, and passed the book. The </w:t>
+      </w:r>
+      <w:r>
+        <w:rPr>
+          <w:b/>
+        </w:rPr>
+        <w:t>bibliography</w:t>
+      </w:r>
+      <w:r>
+        <w:t xml:space="preserve"> cites   aggregators for the subject's own balance sheet — AMOC one row, ELEC twelve, SCEM one.   Now gated, with the false-positive rate measured at 0.119% after two re-pointings.</w:t>
+      </w:r>
+    </w:p>
+    <w:p>
+      <w:pPr>
+        <w:pStyle w:val="ListBullet"/>
+      </w:pPr>
+      <w:r>
+        <w:rPr>
+          <w:b/>
+        </w:rPr>
+        <w:t>A rule cited as a reason.</w:t>
+      </w:r>
+      <w:r>
+        <w:t xml:space="preserve"> </w:t>
+      </w:r>
+      <w:r>
+        <w:rPr>
+          <w:rFonts w:ascii="Consolas" w:hAnsi="Consolas"/>
+          <w:sz w:val="19"/>
+        </w:rPr>
+        <w:t>[R-REBUILD-01] clause two</w:t>
+      </w:r>
+      <w:r>
+        <w:t xml:space="preserve"> was adopted that morning on</w:t>
+      </w:r>
+    </w:p>
+    <w:p>
+      <w:r>
+        <w:t xml:space="preserve">  AMOC's forecast-anchor record. By evening the misreading had been found in </w:t>
+      </w:r>
+      <w:r>
+        <w:rPr>
+          <w:b/>
+        </w:rPr>
+        <w:t>seven   passages</w:t>
+      </w:r>
+      <w:r>
+        <w:t xml:space="preserve">, and </w:t>
+      </w:r>
+      <w:r>
+        <w:rPr>
+          <w:b/>
+        </w:rPr>
+        <w:t>every one deferred a correction that raises the value</w:t>
+      </w:r>
+      <w:r>
+        <w:t xml:space="preserve">. One did it   without naming the rule at all: </w:t>
+      </w:r>
+      <w:r>
+        <w:rPr>
+          <w:i/>
+        </w:rPr>
+        <w:t>"a second would land +30.5%, crossing from one side of   the price to the other."</w:t>
+      </w:r>
+      <w:r>
+        <w:t xml:space="preserve"> That is the price used as a target, in the direction of   inaction — invisible to every check that watches for a value being moved </w:t>
+      </w:r>
+      <w:r>
+        <w:rPr>
+          <w:i/>
+        </w:rPr>
+        <w:t>toward</w:t>
+      </w:r>
+      <w:r>
+        <w:t xml:space="preserve"> a   quote. All seven corrected; none ratcheted; no value moved, because every one already   carried its measurement.</w:t>
+      </w:r>
+    </w:p>
+    <w:p>
+      <w:pPr>
+        <w:pStyle w:val="ListBullet"/>
+      </w:pPr>
+      <w:r>
+        <w:rPr>
+          <w:b/>
+        </w:rPr>
+        <w:t>The debt itself.</w:t>
+      </w:r>
+      <w:r>
+        <w:t xml:space="preserve"> </w:t>
+      </w:r>
+      <w:r>
+        <w:rPr>
+          <w:rFonts w:ascii="Consolas" w:hAnsi="Consolas"/>
+          <w:sz w:val="19"/>
+        </w:rPr>
+        <w:t>[R-REPAIR-01]</w:t>
+      </w:r>
+      <w:r>
+        <w:t xml:space="preserve"> was adopted on *"47 ratchet entries accumulated on</w:t>
+      </w:r>
+    </w:p>
+    <w:p>
+      <w:r>
+        <w:t xml:space="preserve">  five studies"</w:t>
+      </w:r>
+      <w:r>
+        <w:rPr>
+          <w:i/>
+        </w:rPr>
+        <w:t>. Counted across all 67 ratchets: **386 entries across 94 names.*</w:t>
+      </w:r>
+      <w:r>
+        <w:t xml:space="preserve"> The   reader refuses any key it cannot classify, and its first run returned eleven questions,   two names that were index series rather than studies, and </w:t>
+      </w:r>
+      <w:r>
+        <w:rPr>
+          <w:rFonts w:ascii="Consolas" w:hAnsi="Consolas"/>
+          <w:sz w:val="19"/>
+        </w:rPr>
+        <w:t>2POINTZERO</w:t>
+      </w:r>
+      <w:r>
+        <w:t xml:space="preserve"> — a ticker the   first draft's pattern silently dropped, exactly as this protocol already records three   other tools dropping it.</w:t>
+      </w:r>
+    </w:p>
+    <w:p>
+      <w:pPr>
+        <w:pStyle w:val="Heading3"/>
+      </w:pPr>
+      <w:r>
+        <w:t>The general lesson of the night</w:t>
+      </w:r>
+    </w:p>
+    <w:p>
+      <w:r>
+        <w:rPr>
+          <w:b/>
+        </w:rPr>
+        <w:t>An instrument built to grade a method must reproduce the method, and sharing its inputs is not reproducing it.</w:t>
+      </w:r>
+      <w:r>
+        <w:t xml:space="preserve"> Series (a) takes the same drivers, the same statements, the same archive and the same terminal module as the studies it grades, and stops the forecast ten years earlier than one of them does. Every input agreed and the answer was a third of the size.</w:t>
       </w:r>
     </w:p>
     <w:sectPr>
@@ -19247,6 +20366,24 @@
     </w:lvlOverride>
   </w:num>
   <w:num w:numId="12">
+    <w:abstractNumId w:val="7"/>
+    <w:lvlOverride w:ilvl="0">
+      <w:startOverride w:val="1"/>
+    </w:lvlOverride>
+  </w:num>
+  <w:num w:numId="13">
+    <w:abstractNumId w:val="7"/>
+    <w:lvlOverride w:ilvl="0">
+      <w:startOverride w:val="1"/>
+    </w:lvlOverride>
+  </w:num>
+  <w:num w:numId="14">
+    <w:abstractNumId w:val="7"/>
+    <w:lvlOverride w:ilvl="0">
+      <w:startOverride w:val="1"/>
+    </w:lvlOverride>
+  </w:num>
+  <w:num w:numId="15">
     <w:abstractNumId w:val="7"/>
     <w:lvlOverride w:ilvl="0">
       <w:startOverride w:val="1"/>

--- a/engine/method_reassessment/Fundamental_Method_Reassessment_02-09-2026.docx
+++ b/engine/method_reassessment/Fundamental_Method_Reassessment_02-09-2026.docx
@@ -16210,6 +16210,881 @@
       </w:pPr>
       <w:r>
         <w:t>The publish queue holds the four files per name on the new standard (study docx and PDF, bibliography, 16-sheet workbook), each opened and read.</w:t>
+      </w:r>
+    </w:p>
+    <w:p>
+      <w:pPr>
+        <w:pStyle w:val="Heading3"/>
+      </w:pPr>
+      <w:r>
+        <w:t>AMENDMENT, 18-09-2026 — criterion 3 read clause by clause, and what gates Phase 1</w:t>
+      </w:r>
+    </w:p>
+    <w:p>
+      <w:r>
+        <w:rPr>
+          <w:i/>
+        </w:rPr>
+        <w:t>The six criteria above are not retro-edited, on the same append-only discipline Part A carries: a criterion quietly rewritten as it is tested is not evidence of anything. What follows is dated, states what changed and why, and prices what was given up.</w:t>
+      </w:r>
+    </w:p>
+    <w:p>
+      <w:r>
+        <w:rPr>
+          <w:b/>
+        </w:rPr>
+        <w:t>Criterion 3 was one sentence with semicolons in it, and the semicolons hid three different questions.</w:t>
+      </w:r>
+      <w:r>
+        <w:t xml:space="preserve"> Read clause by clause it carries six:</w:t>
+      </w:r>
+    </w:p>
+    <w:tbl>
+      <w:tblPr>
+        <w:tblStyle w:val="TableGrid"/>
+        <w:tblW w:type="auto" w:w="0"/>
+        <w:jc w:val="center"/>
+        <w:tblLook w:firstColumn="1" w:firstRow="1" w:lastColumn="0" w:lastRow="0" w:noHBand="0" w:noVBand="1" w:val="04A0"/>
+      </w:tblPr>
+      <w:tblGrid>
+        <w:gridCol w:w="3137"/>
+        <w:gridCol w:w="3137"/>
+        <w:gridCol w:w="3137"/>
+      </w:tblGrid>
+      <w:tr>
+        <w:tc>
+          <w:tcPr>
+            <w:tcW w:type="dxa" w:w="3137"/>
+            <w:shd w:val="clear" w:color="auto" w:fill="EDF0F3"/>
+          </w:tcPr>
+          <w:p>
+            <w:r>
+              <w:rPr>
+                <w:b/>
+              </w:rPr>
+            </w:r>
+          </w:p>
+        </w:tc>
+        <w:tc>
+          <w:tcPr>
+            <w:tcW w:type="dxa" w:w="3137"/>
+            <w:shd w:val="clear" w:color="auto" w:fill="EDF0F3"/>
+          </w:tcPr>
+          <w:p>
+            <w:r>
+              <w:rPr>
+                <w:b/>
+              </w:rPr>
+            </w:r>
+            <w:r>
+              <w:rPr>
+                <w:b/>
+                <w:sz w:val="18"/>
+              </w:rPr>
+              <w:t>The clause asks</w:t>
+            </w:r>
+          </w:p>
+        </w:tc>
+        <w:tc>
+          <w:tcPr>
+            <w:tcW w:type="dxa" w:w="3137"/>
+            <w:shd w:val="clear" w:color="auto" w:fill="EDF0F3"/>
+          </w:tcPr>
+          <w:p>
+            <w:r>
+              <w:rPr>
+                <w:b/>
+              </w:rPr>
+            </w:r>
+            <w:r>
+              <w:rPr>
+                <w:b/>
+                <w:sz w:val="18"/>
+              </w:rPr>
+              <w:t>Phase</w:t>
+            </w:r>
+          </w:p>
+        </w:tc>
+      </w:tr>
+      <w:tr>
+        <w:tc>
+          <w:tcPr>
+            <w:tcW w:type="dxa" w:w="3137"/>
+          </w:tcPr>
+          <w:p>
+            <w:r/>
+            <w:r>
+              <w:rPr>
+                <w:b/>
+                <w:sz w:val="18"/>
+              </w:rPr>
+              <w:t>A</w:t>
+            </w:r>
+          </w:p>
+        </w:tc>
+        <w:tc>
+          <w:tcPr>
+            <w:tcW w:type="dxa" w:w="3137"/>
+          </w:tcPr>
+          <w:p>
+            <w:r/>
+            <w:r>
+              <w:rPr>
+                <w:sz w:val="18"/>
+              </w:rPr>
+              <w:t>the pooled contemporaneous bias, log(FV/P), has a bootstrap interval covering zero</w:t>
+            </w:r>
+          </w:p>
+        </w:tc>
+        <w:tc>
+          <w:tcPr>
+            <w:tcW w:type="dxa" w:w="3137"/>
+          </w:tcPr>
+          <w:p>
+            <w:r/>
+            <w:r>
+              <w:rPr>
+                <w:b/>
+                <w:sz w:val="18"/>
+              </w:rPr>
+              <w:t>gates Phase 1</w:t>
+            </w:r>
+          </w:p>
+        </w:tc>
+      </w:tr>
+      <w:tr>
+        <w:tc>
+          <w:tcPr>
+            <w:tcW w:type="dxa" w:w="3137"/>
+          </w:tcPr>
+          <w:p>
+            <w:r/>
+            <w:r>
+              <w:rPr>
+                <w:b/>
+                <w:sz w:val="18"/>
+              </w:rPr>
+              <w:t>B</w:t>
+            </w:r>
+          </w:p>
+        </w:tc>
+        <w:tc>
+          <w:tcPr>
+            <w:tcW w:type="dxa" w:w="3137"/>
+          </w:tcPr>
+          <w:p>
+            <w:r/>
+            <w:r>
+              <w:rPr>
+                <w:sz w:val="18"/>
+              </w:rPr>
+              <w:t>that result is LONO-stable in sign — it survives dropping any one name</w:t>
+            </w:r>
+          </w:p>
+        </w:tc>
+        <w:tc>
+          <w:tcPr>
+            <w:tcW w:type="dxa" w:w="3137"/>
+          </w:tcPr>
+          <w:p>
+            <w:r/>
+            <w:r>
+              <w:rPr>
+                <w:b/>
+                <w:sz w:val="18"/>
+              </w:rPr>
+              <w:t>gates Phase 1</w:t>
+            </w:r>
+          </w:p>
+        </w:tc>
+      </w:tr>
+      <w:tr>
+        <w:tc>
+          <w:tcPr>
+            <w:tcW w:type="dxa" w:w="3137"/>
+          </w:tcPr>
+          <w:p>
+            <w:r/>
+            <w:r>
+              <w:rPr>
+                <w:b/>
+                <w:sz w:val="18"/>
+              </w:rPr>
+              <w:t>C</w:t>
+            </w:r>
+          </w:p>
+        </w:tc>
+        <w:tc>
+          <w:tcPr>
+            <w:tcW w:type="dxa" w:w="3137"/>
+          </w:tcPr>
+          <w:p>
+            <w:r/>
+            <w:r>
+              <w:rPr>
+                <w:sz w:val="18"/>
+              </w:rPr>
+              <w:t xml:space="preserve">it holds in </w:t>
+            </w:r>
+            <w:r>
+              <w:rPr>
+                <w:b/>
+                <w:sz w:val="18"/>
+              </w:rPr>
+              <w:t>both eras</w:t>
+            </w:r>
+            <w:r>
+              <w:rPr>
+                <w:sz w:val="18"/>
+              </w:rPr>
+              <w:t>, before and after the currency moved</w:t>
+            </w:r>
+          </w:p>
+        </w:tc>
+        <w:tc>
+          <w:tcPr>
+            <w:tcW w:type="dxa" w:w="3137"/>
+          </w:tcPr>
+          <w:p>
+            <w:r/>
+            <w:r>
+              <w:rPr>
+                <w:b/>
+                <w:sz w:val="18"/>
+              </w:rPr>
+              <w:t>reported, gates nothing</w:t>
+            </w:r>
+          </w:p>
+        </w:tc>
+      </w:tr>
+      <w:tr>
+        <w:tc>
+          <w:tcPr>
+            <w:tcW w:type="dxa" w:w="3137"/>
+          </w:tcPr>
+          <w:p>
+            <w:r/>
+            <w:r>
+              <w:rPr>
+                <w:b/>
+                <w:sz w:val="18"/>
+              </w:rPr>
+              <w:t>D</w:t>
+            </w:r>
+          </w:p>
+        </w:tc>
+        <w:tc>
+          <w:tcPr>
+            <w:tcW w:type="dxa" w:w="3137"/>
+          </w:tcPr>
+          <w:p>
+            <w:r/>
+            <w:r>
+              <w:rPr>
+                <w:sz w:val="18"/>
+              </w:rPr>
+              <w:t>the gap-closure series shows whether any residual lean predicts returns</w:t>
+            </w:r>
+          </w:p>
+        </w:tc>
+        <w:tc>
+          <w:tcPr>
+            <w:tcW w:type="dxa" w:w="3137"/>
+          </w:tcPr>
+          <w:p>
+            <w:r/>
+            <w:r>
+              <w:rPr>
+                <w:sz w:val="18"/>
+              </w:rPr>
+              <w:t>Phase 2b</w:t>
+            </w:r>
+          </w:p>
+        </w:tc>
+      </w:tr>
+      <w:tr>
+        <w:tc>
+          <w:tcPr>
+            <w:tcW w:type="dxa" w:w="3137"/>
+          </w:tcPr>
+          <w:p>
+            <w:r/>
+            <w:r>
+              <w:rPr>
+                <w:b/>
+                <w:sz w:val="18"/>
+              </w:rPr>
+              <w:t>E</w:t>
+            </w:r>
+          </w:p>
+        </w:tc>
+        <w:tc>
+          <w:tcPr>
+            <w:tcW w:type="dxa" w:w="3137"/>
+          </w:tcPr>
+          <w:p>
+            <w:r/>
+            <w:r>
+              <w:rPr>
+                <w:sz w:val="18"/>
+              </w:rPr>
+              <w:t>the method beats "FV = price" and "trailing P/E × EPS" on MAE</w:t>
+            </w:r>
+          </w:p>
+        </w:tc>
+        <w:tc>
+          <w:tcPr>
+            <w:tcW w:type="dxa" w:w="3137"/>
+          </w:tcPr>
+          <w:p>
+            <w:r/>
+            <w:r>
+              <w:rPr>
+                <w:sz w:val="18"/>
+              </w:rPr>
+              <w:t>Phase 2b</w:t>
+            </w:r>
+          </w:p>
+        </w:tc>
+      </w:tr>
+      <w:tr>
+        <w:tc>
+          <w:tcPr>
+            <w:tcW w:type="dxa" w:w="3137"/>
+          </w:tcPr>
+          <w:p>
+            <w:r/>
+            <w:r>
+              <w:rPr>
+                <w:b/>
+                <w:sz w:val="18"/>
+              </w:rPr>
+              <w:t>F</w:t>
+            </w:r>
+          </w:p>
+        </w:tc>
+        <w:tc>
+          <w:tcPr>
+            <w:tcW w:type="dxa" w:w="3137"/>
+          </w:tcPr>
+          <w:p>
+            <w:r/>
+            <w:r>
+              <w:rPr>
+                <w:sz w:val="18"/>
+              </w:rPr>
+              <w:t xml:space="preserve">the decomposition attributes any residual bias to a </w:t>
+            </w:r>
+            <w:r>
+              <w:rPr>
+                <w:b/>
+                <w:sz w:val="18"/>
+              </w:rPr>
+              <w:t>named lever</w:t>
+            </w:r>
+          </w:p>
+        </w:tc>
+        <w:tc>
+          <w:tcPr>
+            <w:tcW w:type="dxa" w:w="3137"/>
+          </w:tcPr>
+          <w:p>
+            <w:r/>
+            <w:r>
+              <w:rPr>
+                <w:b/>
+                <w:sz w:val="18"/>
+              </w:rPr>
+              <w:t>gates Phase 1</w:t>
+            </w:r>
+          </w:p>
+        </w:tc>
+      </w:tr>
+    </w:tbl>
+    <w:p/>
+    <w:p>
+      <w:r>
+        <w:rPr>
+          <w:b/>
+        </w:rPr>
+        <w:t>D and E moved to Phase 2b on 07-09-2026</w:t>
+      </w:r>
+      <w:r>
+        <w:t xml:space="preserve">, per instruction, because Part D of this plan already separates the phases in terms and 2b states that it "grades ONLY claims struck after 2a closed" — every vintage then held was struck </w:t>
+      </w:r>
+      <w:r>
+        <w:rPr>
+          <w:i/>
+        </w:rPr>
+        <w:t>before</w:t>
+      </w:r>
+      <w:r>
+        <w:t xml:space="preserve"> it, so D read as a Phase 1 gate demanded evidence this plan's own design declares inadmissible. THE COST IS STATED: Phase 1 closes with no evidence that the house lean is </w:t>
+      </w:r>
+      <w:r>
+        <w:rPr>
+          <w:i/>
+        </w:rPr>
+        <w:t>information</w:t>
+      </w:r>
+      <w:r>
+        <w:t xml:space="preserve"> rather than merely a lean. That is exactly what 2b exists to supply.</w:t>
+      </w:r>
+    </w:p>
+    <w:p>
+      <w:r>
+        <w:rPr>
+          <w:b/>
+        </w:rPr>
+        <w:t>C moved to REPORTED on 18-09-2026</w:t>
+      </w:r>
+      <w:r>
+        <w:t>, per instruction — "clause C should be changed to something realistic or scrapped altogether" — and the measurement decided which of the two.</w:t>
+      </w:r>
+    </w:p>
+    <w:p>
+      <w:r>
+        <w:rPr>
+          <w:i/>
+        </w:rPr>
+        <w:t>As an era test it cannot be asked at all.</w:t>
+      </w:r>
+      <w:r>
+        <w:t xml:space="preserve"> Phase 1's gating clauses are now measured on </w:t>
+      </w:r>
+      <w:r>
+        <w:rPr>
+          <w:b/>
+        </w:rPr>
+        <w:t>series (b)</w:t>
+      </w:r>
+      <w:r>
+        <w:t>, the fair values this house actually published, each against the spot it was struck at. Every one of them was struck in 2026, so the cross-section sits entirely on one side of this market's own era boundary. There is no second side, and no further work on those names creates one — the vintages that would carry it were never published.</w:t>
+      </w:r>
+    </w:p>
+    <w:p>
+      <w:r>
+        <w:rPr>
+          <w:i/>
+        </w:rPr>
+        <w:t>As a market test it can be asked, and it fails.</w:t>
+      </w:r>
+      <w:r>
+        <w:t xml:space="preserve"> Split by the market each name trades in:</w:t>
+      </w:r>
+    </w:p>
+    <w:tbl>
+      <w:tblPr>
+        <w:tblStyle w:val="TableGrid"/>
+        <w:tblW w:type="auto" w:w="0"/>
+        <w:jc w:val="center"/>
+        <w:tblLook w:firstColumn="1" w:firstRow="1" w:lastColumn="0" w:lastRow="0" w:noHBand="0" w:noVBand="1" w:val="04A0"/>
+      </w:tblPr>
+      <w:tblGrid>
+        <w:gridCol w:w="2353"/>
+        <w:gridCol w:w="2353"/>
+        <w:gridCol w:w="2353"/>
+        <w:gridCol w:w="2353"/>
+      </w:tblGrid>
+      <w:tr>
+        <w:tc>
+          <w:tcPr>
+            <w:tcW w:type="dxa" w:w="2353"/>
+            <w:shd w:val="clear" w:color="auto" w:fill="EDF0F3"/>
+          </w:tcPr>
+          <w:p>
+            <w:r>
+              <w:rPr>
+                <w:b/>
+              </w:rPr>
+            </w:r>
+            <w:r>
+              <w:rPr>
+                <w:b/>
+                <w:sz w:val="18"/>
+              </w:rPr>
+              <w:t>market</w:t>
+            </w:r>
+          </w:p>
+        </w:tc>
+        <w:tc>
+          <w:tcPr>
+            <w:tcW w:type="dxa" w:w="2353"/>
+            <w:shd w:val="clear" w:color="auto" w:fill="EDF0F3"/>
+          </w:tcPr>
+          <w:p>
+            <w:r>
+              <w:rPr>
+                <w:b/>
+              </w:rPr>
+            </w:r>
+            <w:r>
+              <w:rPr>
+                <w:b/>
+                <w:sz w:val="18"/>
+              </w:rPr>
+              <w:t>names</w:t>
+            </w:r>
+          </w:p>
+        </w:tc>
+        <w:tc>
+          <w:tcPr>
+            <w:tcW w:type="dxa" w:w="2353"/>
+            <w:shd w:val="clear" w:color="auto" w:fill="EDF0F3"/>
+          </w:tcPr>
+          <w:p>
+            <w:r>
+              <w:rPr>
+                <w:b/>
+              </w:rPr>
+            </w:r>
+            <w:r>
+              <w:rPr>
+                <w:b/>
+                <w:sz w:val="18"/>
+              </w:rPr>
+              <w:t>mean log(FV/P)</w:t>
+            </w:r>
+          </w:p>
+        </w:tc>
+        <w:tc>
+          <w:tcPr>
+            <w:tcW w:type="dxa" w:w="2353"/>
+            <w:shd w:val="clear" w:color="auto" w:fill="EDF0F3"/>
+          </w:tcPr>
+          <w:p>
+            <w:r>
+              <w:rPr>
+                <w:b/>
+              </w:rPr>
+            </w:r>
+            <w:r>
+              <w:rPr>
+                <w:b/>
+                <w:sz w:val="18"/>
+              </w:rPr>
+              <w:t>in price terms</w:t>
+            </w:r>
+          </w:p>
+        </w:tc>
+      </w:tr>
+      <w:tr>
+        <w:tc>
+          <w:tcPr>
+            <w:tcW w:type="dxa" w:w="2353"/>
+          </w:tcPr>
+          <w:p>
+            <w:r/>
+            <w:r>
+              <w:rPr>
+                <w:sz w:val="18"/>
+              </w:rPr>
+              <w:t>AE</w:t>
+            </w:r>
+          </w:p>
+        </w:tc>
+        <w:tc>
+          <w:tcPr>
+            <w:tcW w:type="dxa" w:w="2353"/>
+          </w:tcPr>
+          <w:p>
+            <w:r/>
+            <w:r>
+              <w:rPr>
+                <w:sz w:val="18"/>
+              </w:rPr>
+              <w:t>6</w:t>
+            </w:r>
+          </w:p>
+        </w:tc>
+        <w:tc>
+          <w:tcPr>
+            <w:tcW w:type="dxa" w:w="2353"/>
+          </w:tcPr>
+          <w:p>
+            <w:r/>
+            <w:r>
+              <w:rPr>
+                <w:sz w:val="18"/>
+              </w:rPr>
+              <w:t>+0.0288</w:t>
+            </w:r>
+          </w:p>
+        </w:tc>
+        <w:tc>
+          <w:tcPr>
+            <w:tcW w:type="dxa" w:w="2353"/>
+          </w:tcPr>
+          <w:p>
+            <w:r/>
+            <w:r>
+              <w:rPr>
+                <w:b/>
+                <w:sz w:val="18"/>
+              </w:rPr>
+              <w:t>+2.9%</w:t>
+            </w:r>
+          </w:p>
+        </w:tc>
+      </w:tr>
+      <w:tr>
+        <w:tc>
+          <w:tcPr>
+            <w:tcW w:type="dxa" w:w="2353"/>
+          </w:tcPr>
+          <w:p>
+            <w:r/>
+            <w:r>
+              <w:rPr>
+                <w:sz w:val="18"/>
+              </w:rPr>
+              <w:t>SA</w:t>
+            </w:r>
+          </w:p>
+        </w:tc>
+        <w:tc>
+          <w:tcPr>
+            <w:tcW w:type="dxa" w:w="2353"/>
+          </w:tcPr>
+          <w:p>
+            <w:r/>
+            <w:r>
+              <w:rPr>
+                <w:sz w:val="18"/>
+              </w:rPr>
+              <w:t>3</w:t>
+            </w:r>
+          </w:p>
+        </w:tc>
+        <w:tc>
+          <w:tcPr>
+            <w:tcW w:type="dxa" w:w="2353"/>
+          </w:tcPr>
+          <w:p>
+            <w:r/>
+            <w:r>
+              <w:rPr>
+                <w:sz w:val="18"/>
+              </w:rPr>
+              <w:t>−0.0315</w:t>
+            </w:r>
+          </w:p>
+        </w:tc>
+        <w:tc>
+          <w:tcPr>
+            <w:tcW w:type="dxa" w:w="2353"/>
+          </w:tcPr>
+          <w:p>
+            <w:r/>
+            <w:r>
+              <w:rPr>
+                <w:b/>
+                <w:sz w:val="18"/>
+              </w:rPr>
+              <w:t>−3.1%</w:t>
+            </w:r>
+          </w:p>
+        </w:tc>
+      </w:tr>
+      <w:tr>
+        <w:tc>
+          <w:tcPr>
+            <w:tcW w:type="dxa" w:w="2353"/>
+          </w:tcPr>
+          <w:p>
+            <w:r/>
+            <w:r>
+              <w:rPr>
+                <w:sz w:val="18"/>
+              </w:rPr>
+              <w:t>EG</w:t>
+            </w:r>
+          </w:p>
+        </w:tc>
+        <w:tc>
+          <w:tcPr>
+            <w:tcW w:type="dxa" w:w="2353"/>
+          </w:tcPr>
+          <w:p>
+            <w:r/>
+            <w:r>
+              <w:rPr>
+                <w:sz w:val="18"/>
+              </w:rPr>
+              <w:t>7</w:t>
+            </w:r>
+          </w:p>
+        </w:tc>
+        <w:tc>
+          <w:tcPr>
+            <w:tcW w:type="dxa" w:w="2353"/>
+          </w:tcPr>
+          <w:p>
+            <w:r/>
+            <w:r>
+              <w:rPr>
+                <w:sz w:val="18"/>
+              </w:rPr>
+              <w:t>−0.4408</w:t>
+            </w:r>
+          </w:p>
+        </w:tc>
+        <w:tc>
+          <w:tcPr>
+            <w:tcW w:type="dxa" w:w="2353"/>
+          </w:tcPr>
+          <w:p>
+            <w:r/>
+            <w:r>
+              <w:rPr>
+                <w:b/>
+                <w:sz w:val="18"/>
+              </w:rPr>
+              <w:t>−35.7%</w:t>
+            </w:r>
+          </w:p>
+        </w:tc>
+      </w:tr>
+    </w:tbl>
+    <w:p/>
+    <w:p>
+      <w:r>
+        <w:rPr>
+          <w:b/>
+        </w:rPr>
+        <w:t>The United Arab Emirates and Saudi Arabia are calibrated and the whole lean is Egyptian.</w:t>
+      </w:r>
+      <w:r>
+        <w:t xml:space="preserve"> Gating the book on that would hold the ten names that are not the problem in order to punish the market that is — which is </w:t>
+      </w:r>
+      <w:r>
+        <w:rPr>
+          <w:rFonts w:ascii="Consolas" w:hAnsi="Consolas"/>
+          <w:color w:val="8F7326"/>
+          <w:sz w:val="19"/>
+        </w:rPr>
+        <w:t>[R-VCAL-01]</w:t>
+      </w:r>
+      <w:r>
+        <w:t xml:space="preserve">'s own warning in another costume, that moving a rate to correct the mean pushes every well-centred name off its price to fix the few that were wrong. So the clause is </w:t>
+      </w:r>
+      <w:r>
+        <w:rPr>
+          <w:b/>
+        </w:rPr>
+        <w:t>printed at every run whatever it says</w:t>
+      </w:r>
+      <w:r>
+        <w:t>, and clause F names the split as where a lever belongs. A clause moved out of the gating set is not a clause moved out of sight.</w:t>
+      </w:r>
+    </w:p>
+    <w:p>
+      <w:r>
+        <w:rPr>
+          <w:b/>
+        </w:rPr>
+        <w:t>The gating series is (b), and what that gives up is stated rather than discovered later.</w:t>
+      </w:r>
+      <w:r>
+        <w:t xml:space="preserve"> Series (a) — the mechanical lens rebuilt at every past origin — is the series this criterion was designed around, and it scores </w:t>
+      </w:r>
+      <w:r>
+        <w:rPr>
+          <w:b/>
+        </w:rPr>
+        <w:t>zero admissible cells</w:t>
+      </w:r>
+      <w:r>
+        <w:t xml:space="preserve">, because </w:t>
+      </w:r>
+      <w:r>
+        <w:rPr>
+          <w:rFonts w:ascii="Consolas" w:hAnsi="Consolas"/>
+          <w:color w:val="8F7326"/>
+          <w:sz w:val="19"/>
+        </w:rPr>
+        <w:t>[R-MACRO-01]</w:t>
+      </w:r>
+      <w:r>
+        <w:t xml:space="preserve">'s convergence requirement refuses every window the runs' own pre-registered projections produce. Two of the three ways out need a number nobody has tested, which the promotion rule forbids outright. Series (b) needs no new number, and costs: </w:t>
+      </w:r>
+      <w:r>
+        <w:rPr>
+          <w:b/>
+        </w:rPr>
+        <w:t>one observation per name instead of one per origin</w:t>
+      </w:r>
+      <w:r>
+        <w:t xml:space="preserve">, sixteen instead of the ninety-nine the design asked for, no split across regimes, and a sample this desk </w:t>
+      </w:r>
+      <w:r>
+        <w:rPr>
+          <w:i/>
+        </w:rPr>
+        <w:t>chose</w:t>
+      </w:r>
+      <w:r>
+        <w:t xml:space="preserve"> rather than a mechanical rebuild no judgement could have tilted. The last is the real cost — series (a) existed precisely to remove the analyst from the measurement. </w:t>
+      </w:r>
+      <w:r>
+        <w:rPr>
+          <w:b/>
+        </w:rPr>
+        <w:t>[R-VCAL-01]'s falsifier therefore binds harder, not less:</w:t>
+      </w:r>
+      <w:r>
+        <w:t xml:space="preserve"> if the mechanically rebuilt series ever turns out not to resemble the as-delivered one, this calibration is grading a method the house does not use and every promotion must be withdrawn. Series (a) stays reported at every run with its drop taxonomy, which is the work order for bringing it back.</w:t>
+      </w:r>
+    </w:p>
+    <w:p>
+      <w:r>
+        <w:rPr>
+          <w:b/>
+        </w:rPr>
+        <w:t>Read live, never from this document</w:t>
+      </w:r>
+      <w:r>
+        <w:t xml:space="preserve"> — </w:t>
+      </w:r>
+      <w:r>
+        <w:rPr>
+          <w:rFonts w:ascii="Consolas" w:hAnsi="Consolas"/>
+          <w:sz w:val="19"/>
+        </w:rPr>
+        <w:t>python3 engine/method_reassessment/criterion3.py</w:t>
+      </w:r>
+      <w:r>
+        <w:t xml:space="preserve"> for the clause-by-clause verdicts and </w:t>
+      </w:r>
+      <w:r>
+        <w:rPr>
+          <w:rFonts w:ascii="Consolas" w:hAnsi="Consolas"/>
+          <w:sz w:val="19"/>
+        </w:rPr>
+        <w:t>engine/method_reassessment/acceptance.py</w:t>
+      </w:r>
+      <w:r>
+        <w:t xml:space="preserve"> for the six criteria, because both halves move: a clause is measured, and a name is rebuilt.</w:t>
+      </w:r>
+    </w:p>
+    <w:p>
+      <w:r>
+        <w:rPr>
+          <w:b/>
+        </w:rPr>
+        <w:t>Criterion 6 is the one no script can close.</w:t>
+      </w:r>
+      <w:r>
+        <w:t xml:space="preserve"> Its mechanical half — that the four files exist per name and the publish queue matches every committed answer — is checked and green. Its actual requirement is that each of those files was </w:t>
+      </w:r>
+      <w:r>
+        <w:rPr>
+          <w:b/>
+        </w:rPr>
+        <w:t>opened and read</w:t>
+      </w:r>
+      <w:r>
+        <w:t>, and that is a human act: no gate in this repository attests it, and none should be written to.</w:t>
       </w:r>
     </w:p>
     <w:p>
